--- a/SC4031/TermPaper/TermPaperInterim.docx
+++ b/SC4031/TermPaper/TermPaperInterim.docx
@@ -4,17 +4,204 @@
   <w:body>
     <w:p>
       <w:pPr>
-        <w:jc w:val="center"/>
         <w:rPr>
           <w:b/>
           <w:bCs/>
         </w:rPr>
       </w:pPr>
-      <w:r>
+    </w:p>
+    <w:p>
+      <w:pPr>
+        <w:jc w:val="center"/>
         <w:rPr>
           <w:b/>
           <w:bCs/>
         </w:rPr>
+      </w:pPr>
+      <w:r>
+        <w:rPr>
+          <w:b/>
+          <w:bCs/>
+          <w:noProof/>
+        </w:rPr>
+        <w:drawing>
+          <wp:inline distT="0" distB="0" distL="0" distR="0" wp14:anchorId="3428102A" wp14:editId="125F82CE">
+            <wp:extent cx="4333875" cy="1552575"/>
+            <wp:effectExtent l="0" t="0" r="9525" b="9525"/>
+            <wp:docPr id="525584528" name="Picture 2"/>
+            <wp:cNvGraphicFramePr>
+              <a:graphicFrameLocks xmlns:a="http://schemas.openxmlformats.org/drawingml/2006/main" noChangeAspect="1"/>
+            </wp:cNvGraphicFramePr>
+            <a:graphic xmlns:a="http://schemas.openxmlformats.org/drawingml/2006/main">
+              <a:graphicData uri="http://schemas.openxmlformats.org/drawingml/2006/picture">
+                <pic:pic xmlns:pic="http://schemas.openxmlformats.org/drawingml/2006/picture">
+                  <pic:nvPicPr>
+                    <pic:cNvPr id="0" name="Picture 19"/>
+                    <pic:cNvPicPr>
+                      <a:picLocks noChangeAspect="1" noChangeArrowheads="1"/>
+                    </pic:cNvPicPr>
+                  </pic:nvPicPr>
+                  <pic:blipFill>
+                    <a:blip r:embed="rId7">
+                      <a:extLst>
+                        <a:ext uri="{28A0092B-C50C-407E-A947-70E740481C1C}">
+                          <a14:useLocalDpi xmlns:a14="http://schemas.microsoft.com/office/drawing/2010/main" val="0"/>
+                        </a:ext>
+                      </a:extLst>
+                    </a:blip>
+                    <a:srcRect/>
+                    <a:stretch>
+                      <a:fillRect/>
+                    </a:stretch>
+                  </pic:blipFill>
+                  <pic:spPr bwMode="auto">
+                    <a:xfrm>
+                      <a:off x="0" y="0"/>
+                      <a:ext cx="4333875" cy="1552575"/>
+                    </a:xfrm>
+                    <a:prstGeom prst="rect">
+                      <a:avLst/>
+                    </a:prstGeom>
+                    <a:noFill/>
+                    <a:ln>
+                      <a:noFill/>
+                    </a:ln>
+                  </pic:spPr>
+                </pic:pic>
+              </a:graphicData>
+            </a:graphic>
+          </wp:inline>
+        </w:drawing>
+      </w:r>
+    </w:p>
+    <w:p>
+      <w:pPr>
+        <w:jc w:val="center"/>
+        <w:rPr>
+          <w:b/>
+          <w:bCs/>
+        </w:rPr>
+      </w:pPr>
+    </w:p>
+    <w:p>
+      <w:pPr>
+        <w:jc w:val="center"/>
+        <w:rPr>
+          <w:b/>
+          <w:bCs/>
+        </w:rPr>
+      </w:pPr>
+      <w:r>
+        <w:rPr>
+          <w:b/>
+          <w:bCs/>
+        </w:rPr>
+        <w:t>SC4031</w:t>
+      </w:r>
+      <w:r>
+        <w:rPr>
+          <w:b/>
+          <w:bCs/>
+        </w:rPr>
+        <w:t xml:space="preserve"> </w:t>
+      </w:r>
+      <w:r>
+        <w:rPr>
+          <w:b/>
+          <w:bCs/>
+        </w:rPr>
+        <w:t>INT OF THINGS: COMM &amp; NETWKING</w:t>
+      </w:r>
+    </w:p>
+    <w:p>
+      <w:pPr>
+        <w:jc w:val="center"/>
+        <w:rPr>
+          <w:b/>
+          <w:bCs/>
+        </w:rPr>
+      </w:pPr>
+      <w:r>
+        <w:rPr>
+          <w:b/>
+          <w:bCs/>
+        </w:rPr>
+        <w:t>Te</w:t>
+      </w:r>
+      <w:r>
+        <w:rPr>
+          <w:b/>
+          <w:bCs/>
+        </w:rPr>
+        <w:t>rm Paper (interim)</w:t>
+      </w:r>
+    </w:p>
+    <w:p>
+      <w:pPr>
+        <w:jc w:val="center"/>
+        <w:rPr>
+          <w:b/>
+          <w:bCs/>
+          <w:u w:val="single"/>
+        </w:rPr>
+      </w:pPr>
+    </w:p>
+    <w:p>
+      <w:pPr>
+        <w:jc w:val="center"/>
+        <w:rPr>
+          <w:b/>
+          <w:bCs/>
+          <w:u w:val="single"/>
+        </w:rPr>
+      </w:pPr>
+    </w:p>
+    <w:p>
+      <w:pPr>
+        <w:jc w:val="center"/>
+        <w:rPr>
+          <w:b/>
+          <w:bCs/>
+        </w:rPr>
+      </w:pPr>
+      <w:r>
+        <w:rPr>
+          <w:b/>
+          <w:bCs/>
+          <w:u w:val="single"/>
+        </w:rPr>
+        <w:t>Topic: Communication Protocols for Smart Home IoT in Personal Area Networks</w:t>
+      </w:r>
+    </w:p>
+    <w:p>
+      <w:pPr>
+        <w:rPr>
+          <w:b/>
+          <w:bCs/>
+        </w:rPr>
+      </w:pPr>
+      <w:r>
+        <w:rPr>
+          <w:b/>
+          <w:bCs/>
+        </w:rPr>
+        <w:br w:type="page"/>
+      </w:r>
+    </w:p>
+    <w:p>
+      <w:pPr>
+        <w:jc w:val="center"/>
+        <w:rPr>
+          <w:b/>
+          <w:bCs/>
+        </w:rPr>
+      </w:pPr>
+      <w:r>
+        <w:rPr>
+          <w:b/>
+          <w:bCs/>
+        </w:rPr>
+        <w:lastRenderedPageBreak/>
         <w:t>Communication Protocols for Smart Home IoT in Personal Area Networks</w:t>
       </w:r>
       <w:r>
@@ -22,7 +209,7 @@
       </w:r>
       <w:r>
         <w:pict w14:anchorId="7EFE8196">
-          <v:rect id="_x0000_i1188" style="width:0;height:1.5pt" o:hralign="center" o:hrstd="t" o:hr="t" fillcolor="#a0a0a0" stroked="f"/>
+          <v:rect id="_x0000_i1025" style="width:0;height:1.5pt" o:hralign="center" o:hrstd="t" o:hr="t" fillcolor="#a0a0a0" stroked="f"/>
         </w:pict>
       </w:r>
     </w:p>
@@ -77,7 +264,10 @@
         </w:numPr>
       </w:pPr>
       <w:r>
-        <w:t>The paper surveys key PAN protocols including Bluetooth Low Energy, Zigbee, Z-Wave, and Thread. It evaluates their architectures and how well they support smart home applications.</w:t>
+        <w:t>K</w:t>
+      </w:r>
+      <w:r>
+        <w:t>ey PAN protocols including Bluetooth Low Energy, Zigbee, Z-Wave, and Thread. It evaluates their architectures and how well they support smart home applications.</w:t>
       </w:r>
     </w:p>
     <w:p>
@@ -88,13 +278,19 @@
         </w:numPr>
       </w:pPr>
       <w:r>
-        <w:t>A comparison is made based on energy efficiency, scalability, and interoperability. The paper also highlights existing challenges and suggests future research directions.</w:t>
+        <w:t xml:space="preserve">A comparison is made based on energy efficiency, scalability, and interoperability. </w:t>
+      </w:r>
+      <w:r>
+        <w:t xml:space="preserve">What are the </w:t>
+      </w:r>
+      <w:r>
+        <w:t>existing challenges and future research directions.</w:t>
       </w:r>
     </w:p>
     <w:p>
       <w:r>
         <w:pict w14:anchorId="04BE5FB7">
-          <v:rect id="_x0000_i1189" style="width:0;height:1.5pt" o:hralign="center" o:hrstd="t" o:hr="t" fillcolor="#a0a0a0" stroked="f"/>
+          <v:rect id="_x0000_i1026" style="width:0;height:1.5pt" o:hralign="center" o:hrstd="t" o:hr="t" fillcolor="#a0a0a0" stroked="f"/>
         </w:pict>
       </w:r>
     </w:p>
@@ -121,7 +317,31 @@
         </w:numPr>
       </w:pPr>
       <w:r>
-        <w:t>IoT has significantly transformed smart home systems by enabling interconnected devices to automate tasks. These systems improve user comfort, security, and energy efficiency through communication between devices.</w:t>
+        <w:t xml:space="preserve">Smart homes are becoming increasingly popular as societies move toward automation and digitalization in everyday life. </w:t>
+      </w:r>
+      <w:r>
+        <w:t>T</w:t>
+      </w:r>
+      <w:r>
+        <w:t xml:space="preserve">he demand for convenience and energy efficiency </w:t>
+      </w:r>
+      <w:r>
+        <w:t>drives</w:t>
+      </w:r>
+      <w:r>
+        <w:t xml:space="preserve"> </w:t>
+      </w:r>
+      <w:r>
+        <w:t xml:space="preserve">the </w:t>
+      </w:r>
+      <w:r>
+        <w:t>shift toward</w:t>
+      </w:r>
+      <w:r>
+        <w:t xml:space="preserve"> smart</w:t>
+      </w:r>
+      <w:r>
+        <w:t>, connected environments.</w:t>
       </w:r>
     </w:p>
     <w:p>
@@ -132,7 +352,7 @@
         </w:numPr>
       </w:pPr>
       <w:r>
-        <w:t>Advances in embedded systems, wireless communication, and cloud computing have accelerated IoT adoption. As a result, billions of IoT devices are expected to be deployed worldwide.</w:t>
+        <w:t>IoT has significantly transformed smart home systems by enabling interconnected devices to automate tasks. These systems improve user comfort, security, and energy efficiency through communication between devices.</w:t>
       </w:r>
     </w:p>
     <w:p>
@@ -143,7 +363,7 @@
         </w:numPr>
       </w:pPr>
       <w:r>
-        <w:t>Communication between IoT devices remains challenging due to their limited power and hardware constraints. Most devices are battery-powered and require efficient communication protocols.</w:t>
+        <w:t>Advances in embedded systems, wireless communication, and cloud computing have accelerated IoT adoption. As a result, billions of IoT devices are expected to be deployed worldwide.</w:t>
       </w:r>
     </w:p>
     <w:p>
@@ -154,7 +374,7 @@
         </w:numPr>
       </w:pPr>
       <w:r>
-        <w:t>Communication protocols must ensure low energy consumption, reliable connectivity, and scalability. These requirements are critical for maintaining long-term operation in smart homes.</w:t>
+        <w:t>Communication between IoT devices remains challenging due to their limited power and hardware constraints. Most devices are battery-powered and require efficient communication protocols.</w:t>
       </w:r>
     </w:p>
     <w:p>
@@ -165,7 +385,7 @@
         </w:numPr>
       </w:pPr>
       <w:r>
-        <w:t>PANs are designed for short-range communication and prioritize energy efficiency over high data rates. This makes them ideal for connecting devices within a home environment.</w:t>
+        <w:t>Communication protocols must ensure low energy consumption, reliable connectivity, and scalability. These requirements are critical for maintaining long-term operation in smart homes.</w:t>
       </w:r>
     </w:p>
     <w:p>
@@ -176,22 +396,25 @@
         </w:numPr>
       </w:pPr>
       <w:r>
+        <w:t>PANs are designed for short-range communication and prioritize energy efficiency over high data rates. This makes them ideal for connecting devices within a home environment.</w:t>
+      </w:r>
+    </w:p>
+    <w:p>
+      <w:pPr>
+        <w:numPr>
+          <w:ilvl w:val="0"/>
+          <w:numId w:val="6"/>
+        </w:numPr>
+      </w:pPr>
+      <w:r>
         <w:lastRenderedPageBreak/>
-        <w:t xml:space="preserve">Common PAN protocols include BLE, Zigbee, Z-Wave, and Thread, each offering different trade-offs. The paper aims to </w:t>
-      </w:r>
-      <w:proofErr w:type="spellStart"/>
-      <w:r>
-        <w:t>analyze</w:t>
-      </w:r>
-      <w:proofErr w:type="spellEnd"/>
-      <w:r>
-        <w:t xml:space="preserve"> these protocols and compare their performance.</w:t>
+        <w:t xml:space="preserve">Common PAN protocols include BLE, Zigbee, Z-Wave, and Thread, each offering different trade-offs. </w:t>
       </w:r>
     </w:p>
     <w:p>
       <w:r>
         <w:pict w14:anchorId="166AABA7">
-          <v:rect id="_x0000_i1190" style="width:0;height:1.5pt" o:hralign="center" o:hrstd="t" o:hr="t" fillcolor="#a0a0a0" stroked="f"/>
+          <v:rect id="_x0000_i1027" style="width:0;height:1.5pt" o:hralign="center" o:hrstd="t" o:hr="t" fillcolor="#a0a0a0" stroked="f"/>
         </w:pict>
       </w:r>
     </w:p>
@@ -218,7 +441,25 @@
         </w:numPr>
       </w:pPr>
       <w:r>
-        <w:t>Smart home systems are typically divided into device, network, and gateway/cloud layers. This layered design helps organize functionality and improve scalability.</w:t>
+        <w:t xml:space="preserve">Smart home systems </w:t>
+      </w:r>
+      <w:r>
+        <w:t>t</w:t>
+      </w:r>
+      <w:r>
+        <w:t xml:space="preserve">ypically divided into </w:t>
+      </w:r>
+      <w:r>
+        <w:t>edge(device), fog and cloud</w:t>
+      </w:r>
+      <w:r>
+        <w:t xml:space="preserve"> layers. This layered design helps organi</w:t>
+      </w:r>
+      <w:r>
+        <w:t>s</w:t>
+      </w:r>
+      <w:r>
+        <w:t>e functionality and improve scalability.</w:t>
       </w:r>
     </w:p>
     <w:p>
@@ -240,7 +481,13 @@
         </w:numPr>
       </w:pPr>
       <w:r>
-        <w:t>The network layer enables communication between devices using PAN protocols. It ensures efficient data transmission with low power consumption.</w:t>
+        <w:t xml:space="preserve">The </w:t>
+      </w:r>
+      <w:r>
+        <w:t>fog</w:t>
+      </w:r>
+      <w:r>
+        <w:t xml:space="preserve"> layer enables communication between devices using PAN protocols. It ensures efficient data transmission with low power consumption.</w:t>
       </w:r>
     </w:p>
     <w:p>
@@ -251,7 +498,22 @@
         </w:numPr>
       </w:pPr>
       <w:r>
-        <w:t>The gateway layer connects the local network to external systems such as the internet or cloud services. It also translates PAN protocols into IP-based communication.</w:t>
+        <w:t xml:space="preserve">PAN Devices </w:t>
+      </w:r>
+      <w:r>
+        <w:t xml:space="preserve">connects </w:t>
+      </w:r>
+      <w:r>
+        <w:t xml:space="preserve">to LAN and connects to </w:t>
+      </w:r>
+      <w:r>
+        <w:t xml:space="preserve">external systems </w:t>
+      </w:r>
+      <w:r>
+        <w:t xml:space="preserve">through a gateway which </w:t>
+      </w:r>
+      <w:r>
+        <w:t>translates PAN protocols into IP-based communication.</w:t>
       </w:r>
     </w:p>
     <w:p>
@@ -268,7 +530,7 @@
     <w:p>
       <w:r>
         <w:pict w14:anchorId="1547D3AD">
-          <v:rect id="_x0000_i1191" style="width:0;height:1.5pt" o:hralign="center" o:hrstd="t" o:hr="t" fillcolor="#a0a0a0" stroked="f"/>
+          <v:rect id="_x0000_i1028" style="width:0;height:1.5pt" o:hralign="center" o:hrstd="t" o:hr="t" fillcolor="#a0a0a0" stroked="f"/>
         </w:pict>
       </w:r>
     </w:p>
@@ -328,13 +590,22 @@
         </w:numPr>
       </w:pPr>
       <w:r>
-        <w:t xml:space="preserve">PANs support </w:t>
+        <w:t xml:space="preserve">PANs </w:t>
       </w:r>
       <w:proofErr w:type="gramStart"/>
       <w:r>
-        <w:t>a large number of</w:t>
+        <w:t>support</w:t>
+      </w:r>
+      <w:r>
+        <w:t>s</w:t>
       </w:r>
       <w:proofErr w:type="gramEnd"/>
+      <w:r>
+        <w:t xml:space="preserve"> </w:t>
+      </w:r>
+      <w:r>
+        <w:t>many</w:t>
+      </w:r>
       <w:r>
         <w:t xml:space="preserve"> devices while maintaining flexibility in network design. This is important for smart homes with many connected components.</w:t>
       </w:r>
@@ -347,13 +618,25 @@
         </w:numPr>
       </w:pPr>
       <w:r>
-        <w:t>Overall, PANs provide an efficient communication solution for IoT environments. They balance energy efficiency with connectivity needs.</w:t>
+        <w:t>PANs provide an efficient communication solution for IoT environments</w:t>
+      </w:r>
+      <w:r>
+        <w:t xml:space="preserve"> by</w:t>
+      </w:r>
+      <w:r>
+        <w:t xml:space="preserve"> balanc</w:t>
+      </w:r>
+      <w:r>
+        <w:t>ing</w:t>
+      </w:r>
+      <w:r>
+        <w:t xml:space="preserve"> energy efficiency with connectivity needs.</w:t>
       </w:r>
     </w:p>
     <w:p>
       <w:r>
         <w:pict w14:anchorId="7F905B8D">
-          <v:rect id="_x0000_i1192" style="width:0;height:1.5pt" o:hralign="center" o:hrstd="t" o:hr="t" fillcolor="#a0a0a0" stroked="f"/>
+          <v:rect id="_x0000_i1029" style="width:0;height:1.5pt" o:hralign="center" o:hrstd="t" o:hr="t" fillcolor="#a0a0a0" stroked="f"/>
         </w:pict>
       </w:r>
     </w:p>
@@ -435,7 +718,7 @@
     <w:p>
       <w:r>
         <w:pict w14:anchorId="601529E8">
-          <v:rect id="_x0000_i1193" style="width:0;height:1.5pt" o:hralign="center" o:hrstd="t" o:hr="t" fillcolor="#a0a0a0" stroked="f"/>
+          <v:rect id="_x0000_i1030" style="width:0;height:1.5pt" o:hralign="center" o:hrstd="t" o:hr="t" fillcolor="#a0a0a0" stroked="f"/>
         </w:pict>
       </w:r>
     </w:p>
@@ -501,7 +784,7 @@
     <w:p>
       <w:r>
         <w:pict w14:anchorId="26F58286">
-          <v:rect id="_x0000_i1194" style="width:0;height:1.5pt" o:hralign="center" o:hrstd="t" o:hr="t" fillcolor="#a0a0a0" stroked="f"/>
+          <v:rect id="_x0000_i1031" style="width:0;height:1.5pt" o:hralign="center" o:hrstd="t" o:hr="t" fillcolor="#a0a0a0" stroked="f"/>
         </w:pict>
       </w:r>
     </w:p>
@@ -575,7 +858,7 @@
     <w:p>
       <w:r>
         <w:pict w14:anchorId="339D0EF8">
-          <v:rect id="_x0000_i1195" style="width:0;height:1.5pt" o:hralign="center" o:hrstd="t" o:hr="t" fillcolor="#a0a0a0" stroked="f"/>
+          <v:rect id="_x0000_i1032" style="width:0;height:1.5pt" o:hralign="center" o:hrstd="t" o:hr="t" fillcolor="#a0a0a0" stroked="f"/>
         </w:pict>
       </w:r>
     </w:p>
@@ -642,7 +925,7 @@
     <w:p>
       <w:r>
         <w:pict w14:anchorId="2B541417">
-          <v:rect id="_x0000_i1196" style="width:0;height:1.5pt" o:hralign="center" o:hrstd="t" o:hr="t" fillcolor="#a0a0a0" stroked="f"/>
+          <v:rect id="_x0000_i1033" style="width:0;height:1.5pt" o:hralign="center" o:hrstd="t" o:hr="t" fillcolor="#a0a0a0" stroked="f"/>
         </w:pict>
       </w:r>
     </w:p>
@@ -658,9 +941,1828 @@
           <w:b/>
           <w:bCs/>
         </w:rPr>
+        <w:br w:type="page"/>
+      </w:r>
+    </w:p>
+    <w:p>
+      <w:pPr>
+        <w:rPr>
+          <w:b/>
+          <w:bCs/>
+        </w:rPr>
+      </w:pPr>
+      <w:r>
+        <w:rPr>
+          <w:b/>
+          <w:bCs/>
+        </w:rPr>
+        <w:lastRenderedPageBreak/>
         <w:t>5. Comparative Analysis of PAN Protocols</w:t>
       </w:r>
     </w:p>
+    <w:tbl>
+      <w:tblPr>
+        <w:tblW w:w="0" w:type="auto"/>
+        <w:tblCellSpacing w:w="15" w:type="dxa"/>
+        <w:tblBorders>
+          <w:top w:val="single" w:sz="4" w:space="0" w:color="auto"/>
+          <w:left w:val="single" w:sz="4" w:space="0" w:color="auto"/>
+          <w:bottom w:val="single" w:sz="4" w:space="0" w:color="auto"/>
+          <w:right w:val="single" w:sz="4" w:space="0" w:color="auto"/>
+          <w:insideH w:val="single" w:sz="4" w:space="0" w:color="auto"/>
+          <w:insideV w:val="single" w:sz="4" w:space="0" w:color="auto"/>
+        </w:tblBorders>
+        <w:tblCellMar>
+          <w:top w:w="15" w:type="dxa"/>
+          <w:left w:w="15" w:type="dxa"/>
+          <w:bottom w:w="15" w:type="dxa"/>
+          <w:right w:w="15" w:type="dxa"/>
+        </w:tblCellMar>
+        <w:tblLook w:val="04A0" w:firstRow="1" w:lastRow="0" w:firstColumn="1" w:lastColumn="0" w:noHBand="0" w:noVBand="1"/>
+      </w:tblPr>
+      <w:tblGrid>
+        <w:gridCol w:w="1547"/>
+        <w:gridCol w:w="1819"/>
+        <w:gridCol w:w="1812"/>
+        <w:gridCol w:w="1762"/>
+        <w:gridCol w:w="2076"/>
+      </w:tblGrid>
+      <w:tr>
+        <w:trPr>
+          <w:tblHeader/>
+          <w:tblCellSpacing w:w="15" w:type="dxa"/>
+        </w:trPr>
+        <w:tc>
+          <w:tcPr>
+            <w:tcW w:w="0" w:type="auto"/>
+            <w:vAlign w:val="center"/>
+            <w:hideMark/>
+          </w:tcPr>
+          <w:p>
+            <w:pPr>
+              <w:rPr>
+                <w:b/>
+                <w:bCs/>
+                <w:sz w:val="20"/>
+                <w:szCs w:val="20"/>
+              </w:rPr>
+            </w:pPr>
+            <w:r>
+              <w:rPr>
+                <w:b/>
+                <w:bCs/>
+                <w:sz w:val="20"/>
+                <w:szCs w:val="20"/>
+              </w:rPr>
+              <w:t>Feature</w:t>
+            </w:r>
+          </w:p>
+        </w:tc>
+        <w:tc>
+          <w:tcPr>
+            <w:tcW w:w="0" w:type="auto"/>
+            <w:vAlign w:val="center"/>
+            <w:hideMark/>
+          </w:tcPr>
+          <w:p>
+            <w:pPr>
+              <w:rPr>
+                <w:b/>
+                <w:bCs/>
+                <w:sz w:val="20"/>
+                <w:szCs w:val="20"/>
+              </w:rPr>
+            </w:pPr>
+            <w:r>
+              <w:rPr>
+                <w:b/>
+                <w:bCs/>
+                <w:sz w:val="20"/>
+                <w:szCs w:val="20"/>
+              </w:rPr>
+              <w:t>Bluetooth Low Energy (BLE)</w:t>
+            </w:r>
+          </w:p>
+        </w:tc>
+        <w:tc>
+          <w:tcPr>
+            <w:tcW w:w="0" w:type="auto"/>
+            <w:vAlign w:val="center"/>
+            <w:hideMark/>
+          </w:tcPr>
+          <w:p>
+            <w:pPr>
+              <w:rPr>
+                <w:b/>
+                <w:bCs/>
+                <w:sz w:val="20"/>
+                <w:szCs w:val="20"/>
+              </w:rPr>
+            </w:pPr>
+            <w:r>
+              <w:rPr>
+                <w:b/>
+                <w:bCs/>
+                <w:sz w:val="20"/>
+                <w:szCs w:val="20"/>
+              </w:rPr>
+              <w:t>Zigbee</w:t>
+            </w:r>
+          </w:p>
+        </w:tc>
+        <w:tc>
+          <w:tcPr>
+            <w:tcW w:w="0" w:type="auto"/>
+            <w:vAlign w:val="center"/>
+            <w:hideMark/>
+          </w:tcPr>
+          <w:p>
+            <w:pPr>
+              <w:rPr>
+                <w:b/>
+                <w:bCs/>
+                <w:sz w:val="20"/>
+                <w:szCs w:val="20"/>
+              </w:rPr>
+            </w:pPr>
+            <w:r>
+              <w:rPr>
+                <w:b/>
+                <w:bCs/>
+                <w:sz w:val="20"/>
+                <w:szCs w:val="20"/>
+              </w:rPr>
+              <w:t>Z-Wave</w:t>
+            </w:r>
+          </w:p>
+        </w:tc>
+        <w:tc>
+          <w:tcPr>
+            <w:tcW w:w="0" w:type="auto"/>
+            <w:vAlign w:val="center"/>
+            <w:hideMark/>
+          </w:tcPr>
+          <w:p>
+            <w:pPr>
+              <w:rPr>
+                <w:b/>
+                <w:bCs/>
+                <w:sz w:val="20"/>
+                <w:szCs w:val="20"/>
+              </w:rPr>
+            </w:pPr>
+            <w:r>
+              <w:rPr>
+                <w:b/>
+                <w:bCs/>
+                <w:sz w:val="20"/>
+                <w:szCs w:val="20"/>
+              </w:rPr>
+              <w:t>Thread</w:t>
+            </w:r>
+          </w:p>
+        </w:tc>
+      </w:tr>
+      <w:tr>
+        <w:trPr>
+          <w:tblCellSpacing w:w="15" w:type="dxa"/>
+        </w:trPr>
+        <w:tc>
+          <w:tcPr>
+            <w:tcW w:w="0" w:type="auto"/>
+            <w:vAlign w:val="center"/>
+            <w:hideMark/>
+          </w:tcPr>
+          <w:p>
+            <w:pPr>
+              <w:rPr>
+                <w:sz w:val="20"/>
+                <w:szCs w:val="20"/>
+              </w:rPr>
+            </w:pPr>
+            <w:r>
+              <w:rPr>
+                <w:b/>
+                <w:bCs/>
+                <w:sz w:val="20"/>
+                <w:szCs w:val="20"/>
+              </w:rPr>
+              <w:t>Standard</w:t>
+            </w:r>
+          </w:p>
+        </w:tc>
+        <w:tc>
+          <w:tcPr>
+            <w:tcW w:w="0" w:type="auto"/>
+            <w:vAlign w:val="center"/>
+            <w:hideMark/>
+          </w:tcPr>
+          <w:p>
+            <w:pPr>
+              <w:rPr>
+                <w:sz w:val="20"/>
+                <w:szCs w:val="20"/>
+              </w:rPr>
+            </w:pPr>
+            <w:r>
+              <w:rPr>
+                <w:sz w:val="20"/>
+                <w:szCs w:val="20"/>
+              </w:rPr>
+              <w:t>Bluetooth 4.x / 5.x</w:t>
+            </w:r>
+          </w:p>
+        </w:tc>
+        <w:tc>
+          <w:tcPr>
+            <w:tcW w:w="0" w:type="auto"/>
+            <w:vAlign w:val="center"/>
+            <w:hideMark/>
+          </w:tcPr>
+          <w:p>
+            <w:pPr>
+              <w:rPr>
+                <w:sz w:val="20"/>
+                <w:szCs w:val="20"/>
+              </w:rPr>
+            </w:pPr>
+            <w:r>
+              <w:rPr>
+                <w:sz w:val="20"/>
+                <w:szCs w:val="20"/>
+              </w:rPr>
+              <w:t>IEEE 802.15.4</w:t>
+            </w:r>
+          </w:p>
+        </w:tc>
+        <w:tc>
+          <w:tcPr>
+            <w:tcW w:w="0" w:type="auto"/>
+            <w:vAlign w:val="center"/>
+            <w:hideMark/>
+          </w:tcPr>
+          <w:p>
+            <w:pPr>
+              <w:rPr>
+                <w:sz w:val="20"/>
+                <w:szCs w:val="20"/>
+              </w:rPr>
+            </w:pPr>
+            <w:r>
+              <w:rPr>
+                <w:sz w:val="20"/>
+                <w:szCs w:val="20"/>
+              </w:rPr>
+              <w:t>Proprietary (ITU-T G.9959)</w:t>
+            </w:r>
+          </w:p>
+        </w:tc>
+        <w:tc>
+          <w:tcPr>
+            <w:tcW w:w="0" w:type="auto"/>
+            <w:vAlign w:val="center"/>
+            <w:hideMark/>
+          </w:tcPr>
+          <w:p>
+            <w:pPr>
+              <w:rPr>
+                <w:sz w:val="20"/>
+                <w:szCs w:val="20"/>
+              </w:rPr>
+            </w:pPr>
+            <w:r>
+              <w:rPr>
+                <w:sz w:val="20"/>
+                <w:szCs w:val="20"/>
+              </w:rPr>
+              <w:t>IEEE 802.15.4 + IPv6</w:t>
+            </w:r>
+          </w:p>
+        </w:tc>
+      </w:tr>
+      <w:tr>
+        <w:trPr>
+          <w:tblCellSpacing w:w="15" w:type="dxa"/>
+        </w:trPr>
+        <w:tc>
+          <w:tcPr>
+            <w:tcW w:w="0" w:type="auto"/>
+            <w:vAlign w:val="center"/>
+            <w:hideMark/>
+          </w:tcPr>
+          <w:p>
+            <w:pPr>
+              <w:rPr>
+                <w:sz w:val="20"/>
+                <w:szCs w:val="20"/>
+              </w:rPr>
+            </w:pPr>
+            <w:r>
+              <w:rPr>
+                <w:b/>
+                <w:bCs/>
+                <w:sz w:val="20"/>
+                <w:szCs w:val="20"/>
+              </w:rPr>
+              <w:t>Topology</w:t>
+            </w:r>
+          </w:p>
+        </w:tc>
+        <w:tc>
+          <w:tcPr>
+            <w:tcW w:w="0" w:type="auto"/>
+            <w:vAlign w:val="center"/>
+            <w:hideMark/>
+          </w:tcPr>
+          <w:p>
+            <w:pPr>
+              <w:rPr>
+                <w:sz w:val="20"/>
+                <w:szCs w:val="20"/>
+              </w:rPr>
+            </w:pPr>
+            <w:r>
+              <w:rPr>
+                <w:sz w:val="20"/>
+                <w:szCs w:val="20"/>
+              </w:rPr>
+              <w:t>Star (Mesh optional in BLE Mesh)</w:t>
+            </w:r>
+          </w:p>
+        </w:tc>
+        <w:tc>
+          <w:tcPr>
+            <w:tcW w:w="0" w:type="auto"/>
+            <w:vAlign w:val="center"/>
+            <w:hideMark/>
+          </w:tcPr>
+          <w:p>
+            <w:pPr>
+              <w:rPr>
+                <w:sz w:val="20"/>
+                <w:szCs w:val="20"/>
+              </w:rPr>
+            </w:pPr>
+            <w:r>
+              <w:rPr>
+                <w:sz w:val="20"/>
+                <w:szCs w:val="20"/>
+              </w:rPr>
+              <w:t>Mesh</w:t>
+            </w:r>
+          </w:p>
+        </w:tc>
+        <w:tc>
+          <w:tcPr>
+            <w:tcW w:w="0" w:type="auto"/>
+            <w:vAlign w:val="center"/>
+            <w:hideMark/>
+          </w:tcPr>
+          <w:p>
+            <w:pPr>
+              <w:rPr>
+                <w:sz w:val="20"/>
+                <w:szCs w:val="20"/>
+              </w:rPr>
+            </w:pPr>
+            <w:r>
+              <w:rPr>
+                <w:sz w:val="20"/>
+                <w:szCs w:val="20"/>
+              </w:rPr>
+              <w:t>Mesh</w:t>
+            </w:r>
+          </w:p>
+        </w:tc>
+        <w:tc>
+          <w:tcPr>
+            <w:tcW w:w="0" w:type="auto"/>
+            <w:vAlign w:val="center"/>
+            <w:hideMark/>
+          </w:tcPr>
+          <w:p>
+            <w:pPr>
+              <w:rPr>
+                <w:sz w:val="20"/>
+                <w:szCs w:val="20"/>
+              </w:rPr>
+            </w:pPr>
+            <w:r>
+              <w:rPr>
+                <w:sz w:val="20"/>
+                <w:szCs w:val="20"/>
+              </w:rPr>
+              <w:t>Mesh</w:t>
+            </w:r>
+          </w:p>
+        </w:tc>
+      </w:tr>
+      <w:tr>
+        <w:trPr>
+          <w:tblCellSpacing w:w="15" w:type="dxa"/>
+        </w:trPr>
+        <w:tc>
+          <w:tcPr>
+            <w:tcW w:w="0" w:type="auto"/>
+            <w:vAlign w:val="center"/>
+            <w:hideMark/>
+          </w:tcPr>
+          <w:p>
+            <w:pPr>
+              <w:rPr>
+                <w:sz w:val="20"/>
+                <w:szCs w:val="20"/>
+              </w:rPr>
+            </w:pPr>
+            <w:r>
+              <w:rPr>
+                <w:b/>
+                <w:bCs/>
+                <w:sz w:val="20"/>
+                <w:szCs w:val="20"/>
+              </w:rPr>
+              <w:t>Frequency Band</w:t>
+            </w:r>
+          </w:p>
+        </w:tc>
+        <w:tc>
+          <w:tcPr>
+            <w:tcW w:w="0" w:type="auto"/>
+            <w:vAlign w:val="center"/>
+            <w:hideMark/>
+          </w:tcPr>
+          <w:p>
+            <w:pPr>
+              <w:rPr>
+                <w:sz w:val="20"/>
+                <w:szCs w:val="20"/>
+              </w:rPr>
+            </w:pPr>
+            <w:r>
+              <w:rPr>
+                <w:sz w:val="20"/>
+                <w:szCs w:val="20"/>
+              </w:rPr>
+              <w:t>2.4 GHz</w:t>
+            </w:r>
+          </w:p>
+        </w:tc>
+        <w:tc>
+          <w:tcPr>
+            <w:tcW w:w="0" w:type="auto"/>
+            <w:vAlign w:val="center"/>
+            <w:hideMark/>
+          </w:tcPr>
+          <w:p>
+            <w:pPr>
+              <w:rPr>
+                <w:sz w:val="20"/>
+                <w:szCs w:val="20"/>
+              </w:rPr>
+            </w:pPr>
+            <w:r>
+              <w:rPr>
+                <w:sz w:val="20"/>
+                <w:szCs w:val="20"/>
+              </w:rPr>
+              <w:t>2.4 GHz (global)</w:t>
+            </w:r>
+          </w:p>
+        </w:tc>
+        <w:tc>
+          <w:tcPr>
+            <w:tcW w:w="0" w:type="auto"/>
+            <w:vAlign w:val="center"/>
+            <w:hideMark/>
+          </w:tcPr>
+          <w:p>
+            <w:pPr>
+              <w:rPr>
+                <w:sz w:val="20"/>
+                <w:szCs w:val="20"/>
+              </w:rPr>
+            </w:pPr>
+            <w:r>
+              <w:rPr>
+                <w:sz w:val="20"/>
+                <w:szCs w:val="20"/>
+              </w:rPr>
+              <w:t>Sub-GHz (≈868/915 MHz)</w:t>
+            </w:r>
+          </w:p>
+        </w:tc>
+        <w:tc>
+          <w:tcPr>
+            <w:tcW w:w="0" w:type="auto"/>
+            <w:vAlign w:val="center"/>
+            <w:hideMark/>
+          </w:tcPr>
+          <w:p>
+            <w:pPr>
+              <w:rPr>
+                <w:sz w:val="20"/>
+                <w:szCs w:val="20"/>
+              </w:rPr>
+            </w:pPr>
+            <w:r>
+              <w:rPr>
+                <w:sz w:val="20"/>
+                <w:szCs w:val="20"/>
+              </w:rPr>
+              <w:t>2.4 GHz</w:t>
+            </w:r>
+          </w:p>
+        </w:tc>
+      </w:tr>
+      <w:tr>
+        <w:trPr>
+          <w:tblCellSpacing w:w="15" w:type="dxa"/>
+        </w:trPr>
+        <w:tc>
+          <w:tcPr>
+            <w:tcW w:w="0" w:type="auto"/>
+            <w:vAlign w:val="center"/>
+            <w:hideMark/>
+          </w:tcPr>
+          <w:p>
+            <w:pPr>
+              <w:rPr>
+                <w:sz w:val="20"/>
+                <w:szCs w:val="20"/>
+              </w:rPr>
+            </w:pPr>
+            <w:r>
+              <w:rPr>
+                <w:b/>
+                <w:bCs/>
+                <w:sz w:val="20"/>
+                <w:szCs w:val="20"/>
+              </w:rPr>
+              <w:t>Data Rate</w:t>
+            </w:r>
+          </w:p>
+        </w:tc>
+        <w:tc>
+          <w:tcPr>
+            <w:tcW w:w="0" w:type="auto"/>
+            <w:vAlign w:val="center"/>
+            <w:hideMark/>
+          </w:tcPr>
+          <w:p>
+            <w:pPr>
+              <w:rPr>
+                <w:sz w:val="20"/>
+                <w:szCs w:val="20"/>
+              </w:rPr>
+            </w:pPr>
+            <w:r>
+              <w:rPr>
+                <w:sz w:val="20"/>
+                <w:szCs w:val="20"/>
+              </w:rPr>
+              <w:t>Up to ~2 Mbps</w:t>
+            </w:r>
+          </w:p>
+        </w:tc>
+        <w:tc>
+          <w:tcPr>
+            <w:tcW w:w="0" w:type="auto"/>
+            <w:vAlign w:val="center"/>
+            <w:hideMark/>
+          </w:tcPr>
+          <w:p>
+            <w:pPr>
+              <w:rPr>
+                <w:sz w:val="20"/>
+                <w:szCs w:val="20"/>
+              </w:rPr>
+            </w:pPr>
+            <w:r>
+              <w:rPr>
+                <w:sz w:val="20"/>
+                <w:szCs w:val="20"/>
+              </w:rPr>
+              <w:t>Up to 250 kbps</w:t>
+            </w:r>
+          </w:p>
+        </w:tc>
+        <w:tc>
+          <w:tcPr>
+            <w:tcW w:w="0" w:type="auto"/>
+            <w:vAlign w:val="center"/>
+            <w:hideMark/>
+          </w:tcPr>
+          <w:p>
+            <w:pPr>
+              <w:rPr>
+                <w:sz w:val="20"/>
+                <w:szCs w:val="20"/>
+              </w:rPr>
+            </w:pPr>
+            <w:r>
+              <w:rPr>
+                <w:sz w:val="20"/>
+                <w:szCs w:val="20"/>
+              </w:rPr>
+              <w:t>Up to 100 kbps</w:t>
+            </w:r>
+          </w:p>
+        </w:tc>
+        <w:tc>
+          <w:tcPr>
+            <w:tcW w:w="0" w:type="auto"/>
+            <w:vAlign w:val="center"/>
+            <w:hideMark/>
+          </w:tcPr>
+          <w:p>
+            <w:pPr>
+              <w:rPr>
+                <w:sz w:val="20"/>
+                <w:szCs w:val="20"/>
+              </w:rPr>
+            </w:pPr>
+            <w:r>
+              <w:rPr>
+                <w:sz w:val="20"/>
+                <w:szCs w:val="20"/>
+              </w:rPr>
+              <w:t>Up to 250 kbps</w:t>
+            </w:r>
+          </w:p>
+        </w:tc>
+      </w:tr>
+      <w:tr>
+        <w:trPr>
+          <w:tblCellSpacing w:w="15" w:type="dxa"/>
+        </w:trPr>
+        <w:tc>
+          <w:tcPr>
+            <w:tcW w:w="0" w:type="auto"/>
+            <w:vAlign w:val="center"/>
+            <w:hideMark/>
+          </w:tcPr>
+          <w:p>
+            <w:pPr>
+              <w:rPr>
+                <w:sz w:val="20"/>
+                <w:szCs w:val="20"/>
+              </w:rPr>
+            </w:pPr>
+            <w:r>
+              <w:rPr>
+                <w:b/>
+                <w:bCs/>
+                <w:sz w:val="20"/>
+                <w:szCs w:val="20"/>
+              </w:rPr>
+              <w:t>Range</w:t>
+            </w:r>
+          </w:p>
+        </w:tc>
+        <w:tc>
+          <w:tcPr>
+            <w:tcW w:w="0" w:type="auto"/>
+            <w:vAlign w:val="center"/>
+            <w:hideMark/>
+          </w:tcPr>
+          <w:p>
+            <w:pPr>
+              <w:rPr>
+                <w:sz w:val="20"/>
+                <w:szCs w:val="20"/>
+              </w:rPr>
+            </w:pPr>
+            <w:r>
+              <w:rPr>
+                <w:sz w:val="20"/>
+                <w:szCs w:val="20"/>
+              </w:rPr>
+              <w:t>Short (≈10–30 m typical)</w:t>
+            </w:r>
+          </w:p>
+        </w:tc>
+        <w:tc>
+          <w:tcPr>
+            <w:tcW w:w="0" w:type="auto"/>
+            <w:vAlign w:val="center"/>
+            <w:hideMark/>
+          </w:tcPr>
+          <w:p>
+            <w:pPr>
+              <w:rPr>
+                <w:sz w:val="20"/>
+                <w:szCs w:val="20"/>
+              </w:rPr>
+            </w:pPr>
+            <w:r>
+              <w:rPr>
+                <w:sz w:val="20"/>
+                <w:szCs w:val="20"/>
+              </w:rPr>
+              <w:t>Medium (10–100 m, extendable via mesh)</w:t>
+            </w:r>
+          </w:p>
+        </w:tc>
+        <w:tc>
+          <w:tcPr>
+            <w:tcW w:w="0" w:type="auto"/>
+            <w:vAlign w:val="center"/>
+            <w:hideMark/>
+          </w:tcPr>
+          <w:p>
+            <w:pPr>
+              <w:rPr>
+                <w:sz w:val="20"/>
+                <w:szCs w:val="20"/>
+              </w:rPr>
+            </w:pPr>
+            <w:r>
+              <w:rPr>
+                <w:sz w:val="20"/>
+                <w:szCs w:val="20"/>
+              </w:rPr>
+              <w:t>Medium (30–100 m)</w:t>
+            </w:r>
+          </w:p>
+        </w:tc>
+        <w:tc>
+          <w:tcPr>
+            <w:tcW w:w="0" w:type="auto"/>
+            <w:vAlign w:val="center"/>
+            <w:hideMark/>
+          </w:tcPr>
+          <w:p>
+            <w:pPr>
+              <w:rPr>
+                <w:sz w:val="20"/>
+                <w:szCs w:val="20"/>
+              </w:rPr>
+            </w:pPr>
+            <w:r>
+              <w:rPr>
+                <w:sz w:val="20"/>
+                <w:szCs w:val="20"/>
+              </w:rPr>
+              <w:t>Medium (10–100 m, mesh extendable)</w:t>
+            </w:r>
+          </w:p>
+        </w:tc>
+      </w:tr>
+      <w:tr>
+        <w:trPr>
+          <w:tblCellSpacing w:w="15" w:type="dxa"/>
+        </w:trPr>
+        <w:tc>
+          <w:tcPr>
+            <w:tcW w:w="0" w:type="auto"/>
+            <w:vAlign w:val="center"/>
+            <w:hideMark/>
+          </w:tcPr>
+          <w:p>
+            <w:pPr>
+              <w:rPr>
+                <w:sz w:val="20"/>
+                <w:szCs w:val="20"/>
+              </w:rPr>
+            </w:pPr>
+            <w:r>
+              <w:rPr>
+                <w:b/>
+                <w:bCs/>
+                <w:sz w:val="20"/>
+                <w:szCs w:val="20"/>
+              </w:rPr>
+              <w:t>Power Consumption</w:t>
+            </w:r>
+          </w:p>
+        </w:tc>
+        <w:tc>
+          <w:tcPr>
+            <w:tcW w:w="0" w:type="auto"/>
+            <w:vAlign w:val="center"/>
+            <w:hideMark/>
+          </w:tcPr>
+          <w:p>
+            <w:pPr>
+              <w:rPr>
+                <w:sz w:val="20"/>
+                <w:szCs w:val="20"/>
+              </w:rPr>
+            </w:pPr>
+            <w:r>
+              <w:rPr>
+                <w:sz w:val="20"/>
+                <w:szCs w:val="20"/>
+              </w:rPr>
+              <w:t>Very low</w:t>
+            </w:r>
+          </w:p>
+        </w:tc>
+        <w:tc>
+          <w:tcPr>
+            <w:tcW w:w="0" w:type="auto"/>
+            <w:vAlign w:val="center"/>
+            <w:hideMark/>
+          </w:tcPr>
+          <w:p>
+            <w:pPr>
+              <w:rPr>
+                <w:sz w:val="20"/>
+                <w:szCs w:val="20"/>
+              </w:rPr>
+            </w:pPr>
+            <w:r>
+              <w:rPr>
+                <w:sz w:val="20"/>
+                <w:szCs w:val="20"/>
+              </w:rPr>
+              <w:t>Low</w:t>
+            </w:r>
+          </w:p>
+        </w:tc>
+        <w:tc>
+          <w:tcPr>
+            <w:tcW w:w="0" w:type="auto"/>
+            <w:vAlign w:val="center"/>
+            <w:hideMark/>
+          </w:tcPr>
+          <w:p>
+            <w:pPr>
+              <w:rPr>
+                <w:sz w:val="20"/>
+                <w:szCs w:val="20"/>
+              </w:rPr>
+            </w:pPr>
+            <w:r>
+              <w:rPr>
+                <w:sz w:val="20"/>
+                <w:szCs w:val="20"/>
+              </w:rPr>
+              <w:t>Low</w:t>
+            </w:r>
+          </w:p>
+        </w:tc>
+        <w:tc>
+          <w:tcPr>
+            <w:tcW w:w="0" w:type="auto"/>
+            <w:vAlign w:val="center"/>
+            <w:hideMark/>
+          </w:tcPr>
+          <w:p>
+            <w:pPr>
+              <w:rPr>
+                <w:sz w:val="20"/>
+                <w:szCs w:val="20"/>
+              </w:rPr>
+            </w:pPr>
+            <w:r>
+              <w:rPr>
+                <w:sz w:val="20"/>
+                <w:szCs w:val="20"/>
+              </w:rPr>
+              <w:t>Low</w:t>
+            </w:r>
+          </w:p>
+        </w:tc>
+      </w:tr>
+      <w:tr>
+        <w:trPr>
+          <w:tblCellSpacing w:w="15" w:type="dxa"/>
+        </w:trPr>
+        <w:tc>
+          <w:tcPr>
+            <w:tcW w:w="0" w:type="auto"/>
+            <w:vAlign w:val="center"/>
+            <w:hideMark/>
+          </w:tcPr>
+          <w:p>
+            <w:pPr>
+              <w:rPr>
+                <w:sz w:val="20"/>
+                <w:szCs w:val="20"/>
+              </w:rPr>
+            </w:pPr>
+            <w:r>
+              <w:rPr>
+                <w:b/>
+                <w:bCs/>
+                <w:sz w:val="20"/>
+                <w:szCs w:val="20"/>
+              </w:rPr>
+              <w:t>Scalability</w:t>
+            </w:r>
+          </w:p>
+        </w:tc>
+        <w:tc>
+          <w:tcPr>
+            <w:tcW w:w="0" w:type="auto"/>
+            <w:vAlign w:val="center"/>
+            <w:hideMark/>
+          </w:tcPr>
+          <w:p>
+            <w:pPr>
+              <w:rPr>
+                <w:sz w:val="20"/>
+                <w:szCs w:val="20"/>
+              </w:rPr>
+            </w:pPr>
+            <w:r>
+              <w:rPr>
+                <w:sz w:val="20"/>
+                <w:szCs w:val="20"/>
+              </w:rPr>
+              <w:t>Limited (better with BLE Mesh)</w:t>
+            </w:r>
+          </w:p>
+        </w:tc>
+        <w:tc>
+          <w:tcPr>
+            <w:tcW w:w="0" w:type="auto"/>
+            <w:vAlign w:val="center"/>
+            <w:hideMark/>
+          </w:tcPr>
+          <w:p>
+            <w:pPr>
+              <w:rPr>
+                <w:sz w:val="20"/>
+                <w:szCs w:val="20"/>
+              </w:rPr>
+            </w:pPr>
+            <w:r>
+              <w:rPr>
+                <w:sz w:val="20"/>
+                <w:szCs w:val="20"/>
+              </w:rPr>
+              <w:t>High (supports large networks)</w:t>
+            </w:r>
+          </w:p>
+        </w:tc>
+        <w:tc>
+          <w:tcPr>
+            <w:tcW w:w="0" w:type="auto"/>
+            <w:vAlign w:val="center"/>
+            <w:hideMark/>
+          </w:tcPr>
+          <w:p>
+            <w:pPr>
+              <w:rPr>
+                <w:sz w:val="20"/>
+                <w:szCs w:val="20"/>
+              </w:rPr>
+            </w:pPr>
+            <w:r>
+              <w:rPr>
+                <w:sz w:val="20"/>
+                <w:szCs w:val="20"/>
+              </w:rPr>
+              <w:t>Moderate (~232 nodes max)</w:t>
+            </w:r>
+          </w:p>
+        </w:tc>
+        <w:tc>
+          <w:tcPr>
+            <w:tcW w:w="0" w:type="auto"/>
+            <w:vAlign w:val="center"/>
+            <w:hideMark/>
+          </w:tcPr>
+          <w:p>
+            <w:pPr>
+              <w:rPr>
+                <w:sz w:val="20"/>
+                <w:szCs w:val="20"/>
+              </w:rPr>
+            </w:pPr>
+            <w:r>
+              <w:rPr>
+                <w:sz w:val="20"/>
+                <w:szCs w:val="20"/>
+              </w:rPr>
+              <w:t>High (designed for large networks)</w:t>
+            </w:r>
+          </w:p>
+        </w:tc>
+      </w:tr>
+      <w:tr>
+        <w:trPr>
+          <w:tblCellSpacing w:w="15" w:type="dxa"/>
+        </w:trPr>
+        <w:tc>
+          <w:tcPr>
+            <w:tcW w:w="0" w:type="auto"/>
+            <w:vAlign w:val="center"/>
+            <w:hideMark/>
+          </w:tcPr>
+          <w:p>
+            <w:pPr>
+              <w:rPr>
+                <w:sz w:val="20"/>
+                <w:szCs w:val="20"/>
+              </w:rPr>
+            </w:pPr>
+            <w:r>
+              <w:rPr>
+                <w:b/>
+                <w:bCs/>
+                <w:sz w:val="20"/>
+                <w:szCs w:val="20"/>
+              </w:rPr>
+              <w:t>Network Size</w:t>
+            </w:r>
+          </w:p>
+        </w:tc>
+        <w:tc>
+          <w:tcPr>
+            <w:tcW w:w="0" w:type="auto"/>
+            <w:vAlign w:val="center"/>
+            <w:hideMark/>
+          </w:tcPr>
+          <w:p>
+            <w:pPr>
+              <w:rPr>
+                <w:sz w:val="20"/>
+                <w:szCs w:val="20"/>
+              </w:rPr>
+            </w:pPr>
+            <w:r>
+              <w:rPr>
+                <w:sz w:val="20"/>
+                <w:szCs w:val="20"/>
+              </w:rPr>
+              <w:t>Small to medium</w:t>
+            </w:r>
+          </w:p>
+        </w:tc>
+        <w:tc>
+          <w:tcPr>
+            <w:tcW w:w="0" w:type="auto"/>
+            <w:vAlign w:val="center"/>
+            <w:hideMark/>
+          </w:tcPr>
+          <w:p>
+            <w:pPr>
+              <w:rPr>
+                <w:sz w:val="20"/>
+                <w:szCs w:val="20"/>
+              </w:rPr>
+            </w:pPr>
+            <w:r>
+              <w:rPr>
+                <w:sz w:val="20"/>
+                <w:szCs w:val="20"/>
+              </w:rPr>
+              <w:t>Large (thousands of nodes)</w:t>
+            </w:r>
+          </w:p>
+        </w:tc>
+        <w:tc>
+          <w:tcPr>
+            <w:tcW w:w="0" w:type="auto"/>
+            <w:vAlign w:val="center"/>
+            <w:hideMark/>
+          </w:tcPr>
+          <w:p>
+            <w:pPr>
+              <w:rPr>
+                <w:sz w:val="20"/>
+                <w:szCs w:val="20"/>
+              </w:rPr>
+            </w:pPr>
+            <w:r>
+              <w:rPr>
+                <w:sz w:val="20"/>
+                <w:szCs w:val="20"/>
+              </w:rPr>
+              <w:t>Medium</w:t>
+            </w:r>
+          </w:p>
+        </w:tc>
+        <w:tc>
+          <w:tcPr>
+            <w:tcW w:w="0" w:type="auto"/>
+            <w:vAlign w:val="center"/>
+            <w:hideMark/>
+          </w:tcPr>
+          <w:p>
+            <w:pPr>
+              <w:rPr>
+                <w:sz w:val="20"/>
+                <w:szCs w:val="20"/>
+              </w:rPr>
+            </w:pPr>
+            <w:r>
+              <w:rPr>
+                <w:sz w:val="20"/>
+                <w:szCs w:val="20"/>
+              </w:rPr>
+              <w:t>Large</w:t>
+            </w:r>
+          </w:p>
+        </w:tc>
+      </w:tr>
+      <w:tr>
+        <w:trPr>
+          <w:tblCellSpacing w:w="15" w:type="dxa"/>
+        </w:trPr>
+        <w:tc>
+          <w:tcPr>
+            <w:tcW w:w="0" w:type="auto"/>
+            <w:vAlign w:val="center"/>
+            <w:hideMark/>
+          </w:tcPr>
+          <w:p>
+            <w:pPr>
+              <w:rPr>
+                <w:sz w:val="20"/>
+                <w:szCs w:val="20"/>
+              </w:rPr>
+            </w:pPr>
+            <w:r>
+              <w:rPr>
+                <w:b/>
+                <w:bCs/>
+                <w:sz w:val="20"/>
+                <w:szCs w:val="20"/>
+              </w:rPr>
+              <w:t>Interference Handling</w:t>
+            </w:r>
+          </w:p>
+        </w:tc>
+        <w:tc>
+          <w:tcPr>
+            <w:tcW w:w="0" w:type="auto"/>
+            <w:vAlign w:val="center"/>
+            <w:hideMark/>
+          </w:tcPr>
+          <w:p>
+            <w:pPr>
+              <w:rPr>
+                <w:sz w:val="20"/>
+                <w:szCs w:val="20"/>
+              </w:rPr>
+            </w:pPr>
+            <w:r>
+              <w:rPr>
+                <w:sz w:val="20"/>
+                <w:szCs w:val="20"/>
+              </w:rPr>
+              <w:t>Moderate (shares 2.4 GHz band)</w:t>
+            </w:r>
+          </w:p>
+        </w:tc>
+        <w:tc>
+          <w:tcPr>
+            <w:tcW w:w="0" w:type="auto"/>
+            <w:vAlign w:val="center"/>
+            <w:hideMark/>
+          </w:tcPr>
+          <w:p>
+            <w:pPr>
+              <w:rPr>
+                <w:sz w:val="20"/>
+                <w:szCs w:val="20"/>
+              </w:rPr>
+            </w:pPr>
+            <w:r>
+              <w:rPr>
+                <w:sz w:val="20"/>
+                <w:szCs w:val="20"/>
+              </w:rPr>
+              <w:t>Moderate (2.4 GHz congestion possible)</w:t>
+            </w:r>
+          </w:p>
+        </w:tc>
+        <w:tc>
+          <w:tcPr>
+            <w:tcW w:w="0" w:type="auto"/>
+            <w:vAlign w:val="center"/>
+            <w:hideMark/>
+          </w:tcPr>
+          <w:p>
+            <w:pPr>
+              <w:rPr>
+                <w:sz w:val="20"/>
+                <w:szCs w:val="20"/>
+              </w:rPr>
+            </w:pPr>
+            <w:r>
+              <w:rPr>
+                <w:sz w:val="20"/>
+                <w:szCs w:val="20"/>
+              </w:rPr>
+              <w:t>Strong (less interference in sub-GHz)</w:t>
+            </w:r>
+          </w:p>
+        </w:tc>
+        <w:tc>
+          <w:tcPr>
+            <w:tcW w:w="0" w:type="auto"/>
+            <w:vAlign w:val="center"/>
+            <w:hideMark/>
+          </w:tcPr>
+          <w:p>
+            <w:pPr>
+              <w:rPr>
+                <w:sz w:val="20"/>
+                <w:szCs w:val="20"/>
+              </w:rPr>
+            </w:pPr>
+            <w:r>
+              <w:rPr>
+                <w:sz w:val="20"/>
+                <w:szCs w:val="20"/>
+              </w:rPr>
+              <w:t>Moderate (2.4 GHz)</w:t>
+            </w:r>
+          </w:p>
+        </w:tc>
+      </w:tr>
+      <w:tr>
+        <w:trPr>
+          <w:tblCellSpacing w:w="15" w:type="dxa"/>
+        </w:trPr>
+        <w:tc>
+          <w:tcPr>
+            <w:tcW w:w="0" w:type="auto"/>
+            <w:vAlign w:val="center"/>
+            <w:hideMark/>
+          </w:tcPr>
+          <w:p>
+            <w:pPr>
+              <w:rPr>
+                <w:sz w:val="20"/>
+                <w:szCs w:val="20"/>
+              </w:rPr>
+            </w:pPr>
+            <w:r>
+              <w:rPr>
+                <w:b/>
+                <w:bCs/>
+                <w:sz w:val="20"/>
+                <w:szCs w:val="20"/>
+              </w:rPr>
+              <w:t>IP Support</w:t>
+            </w:r>
+          </w:p>
+        </w:tc>
+        <w:tc>
+          <w:tcPr>
+            <w:tcW w:w="0" w:type="auto"/>
+            <w:vAlign w:val="center"/>
+            <w:hideMark/>
+          </w:tcPr>
+          <w:p>
+            <w:pPr>
+              <w:rPr>
+                <w:sz w:val="20"/>
+                <w:szCs w:val="20"/>
+              </w:rPr>
+            </w:pPr>
+            <w:r>
+              <w:rPr>
+                <w:sz w:val="20"/>
+                <w:szCs w:val="20"/>
+              </w:rPr>
+              <w:t>No (native)</w:t>
+            </w:r>
+          </w:p>
+        </w:tc>
+        <w:tc>
+          <w:tcPr>
+            <w:tcW w:w="0" w:type="auto"/>
+            <w:vAlign w:val="center"/>
+            <w:hideMark/>
+          </w:tcPr>
+          <w:p>
+            <w:pPr>
+              <w:rPr>
+                <w:sz w:val="20"/>
+                <w:szCs w:val="20"/>
+              </w:rPr>
+            </w:pPr>
+            <w:r>
+              <w:rPr>
+                <w:sz w:val="20"/>
+                <w:szCs w:val="20"/>
+              </w:rPr>
+              <w:t>No (requires gateway)</w:t>
+            </w:r>
+          </w:p>
+        </w:tc>
+        <w:tc>
+          <w:tcPr>
+            <w:tcW w:w="0" w:type="auto"/>
+            <w:vAlign w:val="center"/>
+            <w:hideMark/>
+          </w:tcPr>
+          <w:p>
+            <w:pPr>
+              <w:rPr>
+                <w:sz w:val="20"/>
+                <w:szCs w:val="20"/>
+              </w:rPr>
+            </w:pPr>
+            <w:r>
+              <w:rPr>
+                <w:sz w:val="20"/>
+                <w:szCs w:val="20"/>
+              </w:rPr>
+              <w:t>No (requires gateway)</w:t>
+            </w:r>
+          </w:p>
+        </w:tc>
+        <w:tc>
+          <w:tcPr>
+            <w:tcW w:w="0" w:type="auto"/>
+            <w:vAlign w:val="center"/>
+            <w:hideMark/>
+          </w:tcPr>
+          <w:p>
+            <w:pPr>
+              <w:rPr>
+                <w:sz w:val="20"/>
+                <w:szCs w:val="20"/>
+              </w:rPr>
+            </w:pPr>
+            <w:r>
+              <w:rPr>
+                <w:sz w:val="20"/>
+                <w:szCs w:val="20"/>
+              </w:rPr>
+              <w:t>Yes (native IPv6)</w:t>
+            </w:r>
+          </w:p>
+        </w:tc>
+      </w:tr>
+      <w:tr>
+        <w:trPr>
+          <w:tblCellSpacing w:w="15" w:type="dxa"/>
+        </w:trPr>
+        <w:tc>
+          <w:tcPr>
+            <w:tcW w:w="0" w:type="auto"/>
+            <w:vAlign w:val="center"/>
+            <w:hideMark/>
+          </w:tcPr>
+          <w:p>
+            <w:pPr>
+              <w:rPr>
+                <w:sz w:val="20"/>
+                <w:szCs w:val="20"/>
+              </w:rPr>
+            </w:pPr>
+            <w:r>
+              <w:rPr>
+                <w:b/>
+                <w:bCs/>
+                <w:sz w:val="20"/>
+                <w:szCs w:val="20"/>
+              </w:rPr>
+              <w:t>Security</w:t>
+            </w:r>
+          </w:p>
+        </w:tc>
+        <w:tc>
+          <w:tcPr>
+            <w:tcW w:w="0" w:type="auto"/>
+            <w:vAlign w:val="center"/>
+            <w:hideMark/>
+          </w:tcPr>
+          <w:p>
+            <w:pPr>
+              <w:rPr>
+                <w:sz w:val="20"/>
+                <w:szCs w:val="20"/>
+              </w:rPr>
+            </w:pPr>
+            <w:r>
+              <w:rPr>
+                <w:sz w:val="20"/>
+                <w:szCs w:val="20"/>
+              </w:rPr>
+              <w:t>Strong (AES-128)</w:t>
+            </w:r>
+          </w:p>
+        </w:tc>
+        <w:tc>
+          <w:tcPr>
+            <w:tcW w:w="0" w:type="auto"/>
+            <w:vAlign w:val="center"/>
+            <w:hideMark/>
+          </w:tcPr>
+          <w:p>
+            <w:pPr>
+              <w:rPr>
+                <w:sz w:val="20"/>
+                <w:szCs w:val="20"/>
+              </w:rPr>
+            </w:pPr>
+            <w:r>
+              <w:rPr>
+                <w:sz w:val="20"/>
+                <w:szCs w:val="20"/>
+              </w:rPr>
+              <w:t>Strong (AES-128)</w:t>
+            </w:r>
+          </w:p>
+        </w:tc>
+        <w:tc>
+          <w:tcPr>
+            <w:tcW w:w="0" w:type="auto"/>
+            <w:vAlign w:val="center"/>
+            <w:hideMark/>
+          </w:tcPr>
+          <w:p>
+            <w:pPr>
+              <w:rPr>
+                <w:sz w:val="20"/>
+                <w:szCs w:val="20"/>
+              </w:rPr>
+            </w:pPr>
+            <w:r>
+              <w:rPr>
+                <w:sz w:val="20"/>
+                <w:szCs w:val="20"/>
+              </w:rPr>
+              <w:t>Strong (AES-128)</w:t>
+            </w:r>
+          </w:p>
+        </w:tc>
+        <w:tc>
+          <w:tcPr>
+            <w:tcW w:w="0" w:type="auto"/>
+            <w:vAlign w:val="center"/>
+            <w:hideMark/>
+          </w:tcPr>
+          <w:p>
+            <w:pPr>
+              <w:rPr>
+                <w:sz w:val="20"/>
+                <w:szCs w:val="20"/>
+              </w:rPr>
+            </w:pPr>
+            <w:r>
+              <w:rPr>
+                <w:sz w:val="20"/>
+                <w:szCs w:val="20"/>
+              </w:rPr>
+              <w:t>Strong (AES-128, secure commissioning)</w:t>
+            </w:r>
+          </w:p>
+        </w:tc>
+      </w:tr>
+      <w:tr>
+        <w:trPr>
+          <w:tblCellSpacing w:w="15" w:type="dxa"/>
+        </w:trPr>
+        <w:tc>
+          <w:tcPr>
+            <w:tcW w:w="0" w:type="auto"/>
+            <w:vAlign w:val="center"/>
+            <w:hideMark/>
+          </w:tcPr>
+          <w:p>
+            <w:pPr>
+              <w:rPr>
+                <w:sz w:val="20"/>
+                <w:szCs w:val="20"/>
+              </w:rPr>
+            </w:pPr>
+            <w:r>
+              <w:rPr>
+                <w:b/>
+                <w:bCs/>
+                <w:sz w:val="20"/>
+                <w:szCs w:val="20"/>
+              </w:rPr>
+              <w:t>Typical Use Cases</w:t>
+            </w:r>
+          </w:p>
+        </w:tc>
+        <w:tc>
+          <w:tcPr>
+            <w:tcW w:w="0" w:type="auto"/>
+            <w:vAlign w:val="center"/>
+            <w:hideMark/>
+          </w:tcPr>
+          <w:p>
+            <w:pPr>
+              <w:rPr>
+                <w:sz w:val="20"/>
+                <w:szCs w:val="20"/>
+              </w:rPr>
+            </w:pPr>
+            <w:r>
+              <w:rPr>
+                <w:sz w:val="20"/>
+                <w:szCs w:val="20"/>
+              </w:rPr>
+              <w:t>Wearables, smartphones, sensors</w:t>
+            </w:r>
+          </w:p>
+        </w:tc>
+        <w:tc>
+          <w:tcPr>
+            <w:tcW w:w="0" w:type="auto"/>
+            <w:vAlign w:val="center"/>
+            <w:hideMark/>
+          </w:tcPr>
+          <w:p>
+            <w:pPr>
+              <w:rPr>
+                <w:sz w:val="20"/>
+                <w:szCs w:val="20"/>
+              </w:rPr>
+            </w:pPr>
+            <w:r>
+              <w:rPr>
+                <w:sz w:val="20"/>
+                <w:szCs w:val="20"/>
+              </w:rPr>
+              <w:t>Smart lighting, home automation</w:t>
+            </w:r>
+          </w:p>
+        </w:tc>
+        <w:tc>
+          <w:tcPr>
+            <w:tcW w:w="0" w:type="auto"/>
+            <w:vAlign w:val="center"/>
+            <w:hideMark/>
+          </w:tcPr>
+          <w:p>
+            <w:pPr>
+              <w:rPr>
+                <w:sz w:val="20"/>
+                <w:szCs w:val="20"/>
+              </w:rPr>
+            </w:pPr>
+            <w:r>
+              <w:rPr>
+                <w:sz w:val="20"/>
+                <w:szCs w:val="20"/>
+              </w:rPr>
+              <w:t>Smart locks, sensors, home devices</w:t>
+            </w:r>
+          </w:p>
+        </w:tc>
+        <w:tc>
+          <w:tcPr>
+            <w:tcW w:w="0" w:type="auto"/>
+            <w:vAlign w:val="center"/>
+            <w:hideMark/>
+          </w:tcPr>
+          <w:p>
+            <w:pPr>
+              <w:rPr>
+                <w:sz w:val="20"/>
+                <w:szCs w:val="20"/>
+              </w:rPr>
+            </w:pPr>
+            <w:r>
+              <w:rPr>
+                <w:sz w:val="20"/>
+                <w:szCs w:val="20"/>
+              </w:rPr>
+              <w:t>Smart home ecosystems, Matter devices</w:t>
+            </w:r>
+          </w:p>
+        </w:tc>
+      </w:tr>
+      <w:tr>
+        <w:trPr>
+          <w:tblCellSpacing w:w="15" w:type="dxa"/>
+        </w:trPr>
+        <w:tc>
+          <w:tcPr>
+            <w:tcW w:w="0" w:type="auto"/>
+            <w:vAlign w:val="center"/>
+            <w:hideMark/>
+          </w:tcPr>
+          <w:p>
+            <w:pPr>
+              <w:rPr>
+                <w:sz w:val="20"/>
+                <w:szCs w:val="20"/>
+              </w:rPr>
+            </w:pPr>
+            <w:r>
+              <w:rPr>
+                <w:b/>
+                <w:bCs/>
+                <w:sz w:val="20"/>
+                <w:szCs w:val="20"/>
+              </w:rPr>
+              <w:t>Key Strength</w:t>
+            </w:r>
+          </w:p>
+        </w:tc>
+        <w:tc>
+          <w:tcPr>
+            <w:tcW w:w="0" w:type="auto"/>
+            <w:vAlign w:val="center"/>
+            <w:hideMark/>
+          </w:tcPr>
+          <w:p>
+            <w:pPr>
+              <w:rPr>
+                <w:sz w:val="20"/>
+                <w:szCs w:val="20"/>
+              </w:rPr>
+            </w:pPr>
+            <w:r>
+              <w:rPr>
+                <w:sz w:val="20"/>
+                <w:szCs w:val="20"/>
+              </w:rPr>
+              <w:t>Ultra-low power, ubiquitous support</w:t>
+            </w:r>
+          </w:p>
+        </w:tc>
+        <w:tc>
+          <w:tcPr>
+            <w:tcW w:w="0" w:type="auto"/>
+            <w:vAlign w:val="center"/>
+            <w:hideMark/>
+          </w:tcPr>
+          <w:p>
+            <w:pPr>
+              <w:rPr>
+                <w:sz w:val="20"/>
+                <w:szCs w:val="20"/>
+              </w:rPr>
+            </w:pPr>
+            <w:r>
+              <w:rPr>
+                <w:sz w:val="20"/>
+                <w:szCs w:val="20"/>
+              </w:rPr>
+              <w:t>Scalable mesh networking</w:t>
+            </w:r>
+          </w:p>
+        </w:tc>
+        <w:tc>
+          <w:tcPr>
+            <w:tcW w:w="0" w:type="auto"/>
+            <w:vAlign w:val="center"/>
+            <w:hideMark/>
+          </w:tcPr>
+          <w:p>
+            <w:pPr>
+              <w:rPr>
+                <w:sz w:val="20"/>
+                <w:szCs w:val="20"/>
+              </w:rPr>
+            </w:pPr>
+            <w:r>
+              <w:rPr>
+                <w:sz w:val="20"/>
+                <w:szCs w:val="20"/>
+              </w:rPr>
+              <w:t>Low interference, reliable</w:t>
+            </w:r>
+          </w:p>
+        </w:tc>
+        <w:tc>
+          <w:tcPr>
+            <w:tcW w:w="0" w:type="auto"/>
+            <w:vAlign w:val="center"/>
+            <w:hideMark/>
+          </w:tcPr>
+          <w:p>
+            <w:pPr>
+              <w:rPr>
+                <w:sz w:val="20"/>
+                <w:szCs w:val="20"/>
+              </w:rPr>
+            </w:pPr>
+            <w:r>
+              <w:rPr>
+                <w:sz w:val="20"/>
+                <w:szCs w:val="20"/>
+              </w:rPr>
+              <w:t>IP-based, future-proof</w:t>
+            </w:r>
+          </w:p>
+        </w:tc>
+      </w:tr>
+      <w:tr>
+        <w:trPr>
+          <w:tblCellSpacing w:w="15" w:type="dxa"/>
+        </w:trPr>
+        <w:tc>
+          <w:tcPr>
+            <w:tcW w:w="0" w:type="auto"/>
+            <w:vAlign w:val="center"/>
+            <w:hideMark/>
+          </w:tcPr>
+          <w:p>
+            <w:pPr>
+              <w:rPr>
+                <w:sz w:val="20"/>
+                <w:szCs w:val="20"/>
+              </w:rPr>
+            </w:pPr>
+            <w:r>
+              <w:rPr>
+                <w:b/>
+                <w:bCs/>
+                <w:sz w:val="20"/>
+                <w:szCs w:val="20"/>
+              </w:rPr>
+              <w:t>Key Limitation</w:t>
+            </w:r>
+          </w:p>
+        </w:tc>
+        <w:tc>
+          <w:tcPr>
+            <w:tcW w:w="0" w:type="auto"/>
+            <w:vAlign w:val="center"/>
+            <w:hideMark/>
+          </w:tcPr>
+          <w:p>
+            <w:pPr>
+              <w:rPr>
+                <w:sz w:val="20"/>
+                <w:szCs w:val="20"/>
+              </w:rPr>
+            </w:pPr>
+            <w:r>
+              <w:rPr>
+                <w:sz w:val="20"/>
+                <w:szCs w:val="20"/>
+              </w:rPr>
+              <w:t>Limited scalability</w:t>
+            </w:r>
+          </w:p>
+        </w:tc>
+        <w:tc>
+          <w:tcPr>
+            <w:tcW w:w="0" w:type="auto"/>
+            <w:vAlign w:val="center"/>
+            <w:hideMark/>
+          </w:tcPr>
+          <w:p>
+            <w:pPr>
+              <w:rPr>
+                <w:sz w:val="20"/>
+                <w:szCs w:val="20"/>
+              </w:rPr>
+            </w:pPr>
+            <w:r>
+              <w:rPr>
+                <w:sz w:val="20"/>
+                <w:szCs w:val="20"/>
+              </w:rPr>
+              <w:t>Possible congestion, overhead</w:t>
+            </w:r>
+          </w:p>
+        </w:tc>
+        <w:tc>
+          <w:tcPr>
+            <w:tcW w:w="0" w:type="auto"/>
+            <w:vAlign w:val="center"/>
+            <w:hideMark/>
+          </w:tcPr>
+          <w:p>
+            <w:pPr>
+              <w:rPr>
+                <w:sz w:val="20"/>
+                <w:szCs w:val="20"/>
+              </w:rPr>
+            </w:pPr>
+            <w:r>
+              <w:rPr>
+                <w:sz w:val="20"/>
+                <w:szCs w:val="20"/>
+              </w:rPr>
+              <w:t>Smaller ecosystem</w:t>
+            </w:r>
+          </w:p>
+        </w:tc>
+        <w:tc>
+          <w:tcPr>
+            <w:tcW w:w="0" w:type="auto"/>
+            <w:vAlign w:val="center"/>
+            <w:hideMark/>
+          </w:tcPr>
+          <w:p>
+            <w:pPr>
+              <w:rPr>
+                <w:sz w:val="20"/>
+                <w:szCs w:val="20"/>
+              </w:rPr>
+            </w:pPr>
+            <w:r>
+              <w:rPr>
+                <w:sz w:val="20"/>
+                <w:szCs w:val="20"/>
+              </w:rPr>
+              <w:t>Still emerging adoption</w:t>
+            </w:r>
+          </w:p>
+        </w:tc>
+      </w:tr>
+    </w:tbl>
+    <w:p/>
     <w:p>
       <w:pPr>
         <w:numPr>
@@ -719,7 +2821,7 @@
     <w:p>
       <w:r>
         <w:pict w14:anchorId="53938195">
-          <v:rect id="_x0000_i1197" style="width:0;height:1.5pt" o:hralign="center" o:hrstd="t" o:hr="t" fillcolor="#a0a0a0" stroked="f"/>
+          <v:rect id="_x0000_i1034" style="width:0;height:1.5pt" o:hralign="center" o:hrstd="t" o:hr="t" fillcolor="#a0a0a0" stroked="f"/>
         </w:pict>
       </w:r>
     </w:p>
@@ -785,7 +2887,7 @@
     <w:p>
       <w:r>
         <w:pict w14:anchorId="5CDF190E">
-          <v:rect id="_x0000_i1198" style="width:0;height:1.5pt" o:hralign="center" o:hrstd="t" o:hr="t" fillcolor="#a0a0a0" stroked="f"/>
+          <v:rect id="_x0000_i1035" style="width:0;height:1.5pt" o:hralign="center" o:hrstd="t" o:hr="t" fillcolor="#a0a0a0" stroked="f"/>
         </w:pict>
       </w:r>
     </w:p>
@@ -801,7 +2903,6 @@
           <w:b/>
           <w:bCs/>
         </w:rPr>
-        <w:lastRenderedPageBreak/>
         <w:t>7. Future Research Directions</w:t>
       </w:r>
     </w:p>
@@ -813,7 +2914,16 @@
         </w:numPr>
       </w:pPr>
       <w:r>
-        <w:t>Future work will focus on improving interoperability, security, and scalability. These are key limitations in current smart home systems.</w:t>
+        <w:t>Researchers are</w:t>
+      </w:r>
+      <w:r>
+        <w:t xml:space="preserve"> focus</w:t>
+      </w:r>
+      <w:r>
+        <w:t>ing</w:t>
+      </w:r>
+      <w:r>
+        <w:t xml:space="preserve"> on improving interoperability, security, and scalability. These are key limitations in current smart home systems.</w:t>
       </w:r>
     </w:p>
     <w:p>
@@ -851,8 +2961,9 @@
     </w:p>
     <w:p>
       <w:r>
+        <w:lastRenderedPageBreak/>
         <w:pict w14:anchorId="75D10573">
-          <v:rect id="_x0000_i1199" style="width:0;height:1.5pt" o:hralign="center" o:hrstd="t" o:hr="t" fillcolor="#a0a0a0" stroked="f"/>
+          <v:rect id="_x0000_i1036" style="width:0;height:1.5pt" o:hralign="center" o:hrstd="t" o:hr="t" fillcolor="#a0a0a0" stroked="f"/>
         </w:pict>
       </w:r>
     </w:p>
@@ -918,8 +3029,952 @@
     <w:p>
       <w:r>
         <w:pict w14:anchorId="6ECB0509">
-          <v:rect id="_x0000_i1200" style="width:0;height:1.5pt" o:hralign="center" o:hrstd="t" o:hr="t" fillcolor="#a0a0a0" stroked="f"/>
+          <v:rect id="_x0000_i1043" style="width:0;height:1.5pt" o:hralign="center" o:bullet="t" o:hrstd="t" o:hr="t" fillcolor="#a0a0a0" stroked="f"/>
         </w:pict>
+      </w:r>
+    </w:p>
+    <w:p>
+      <w:r>
+        <w:br w:type="page"/>
+      </w:r>
+    </w:p>
+    <w:p>
+      <w:pPr>
+        <w:jc w:val="both"/>
+        <w:textAlignment w:val="baseline"/>
+        <w:rPr>
+          <w:rFonts w:eastAsia="Segoe UI Historic"/>
+          <w:b/>
+          <w:color w:val="000000"/>
+          <w:spacing w:val="-1"/>
+          <w:u w:val="single"/>
+        </w:rPr>
+      </w:pPr>
+      <w:r>
+        <w:rPr>
+          <w:rFonts w:eastAsia="Segoe UI Historic"/>
+          <w:b/>
+          <w:color w:val="000000"/>
+          <w:spacing w:val="-1"/>
+          <w:u w:val="single"/>
+        </w:rPr>
+        <w:lastRenderedPageBreak/>
+        <w:t xml:space="preserve">Declaration on Use of GAI (Generative Artificial Intelligence) Assistance </w:t>
+      </w:r>
+    </w:p>
+    <w:p>
+      <w:pPr>
+        <w:tabs>
+          <w:tab w:val="left" w:leader="underscore" w:pos="6408"/>
+        </w:tabs>
+        <w:ind w:left="432"/>
+        <w:textAlignment w:val="baseline"/>
+        <w:rPr>
+          <w:rFonts w:eastAsia="Segoe UI Historic"/>
+          <w:color w:val="000000"/>
+          <w:spacing w:val="-4"/>
+        </w:rPr>
+      </w:pPr>
+    </w:p>
+    <w:p>
+      <w:pPr>
+        <w:tabs>
+          <w:tab w:val="left" w:leader="underscore" w:pos="6408"/>
+        </w:tabs>
+        <w:spacing w:line="276" w:lineRule="auto"/>
+        <w:jc w:val="both"/>
+        <w:textAlignment w:val="baseline"/>
+        <w:rPr>
+          <w:rFonts w:eastAsia="Segoe UI Historic"/>
+          <w:color w:val="000000"/>
+        </w:rPr>
+      </w:pPr>
+      <w:r>
+        <w:rPr>
+          <w:rFonts w:eastAsia="Segoe UI Historic"/>
+          <w:color w:val="000000"/>
+          <w:spacing w:val="-4"/>
+        </w:rPr>
+        <w:t>I __</w:t>
+      </w:r>
+      <w:r>
+        <w:rPr>
+          <w:rFonts w:eastAsia="Segoe UI Historic"/>
+          <w:color w:val="000000"/>
+          <w:spacing w:val="-4"/>
+          <w:u w:val="single"/>
+        </w:rPr>
+        <w:t>Jonathan Low Seng Kian</w:t>
+      </w:r>
+      <w:r>
+        <w:rPr>
+          <w:rFonts w:eastAsia="Segoe UI Historic"/>
+          <w:color w:val="000000"/>
+          <w:spacing w:val="-4"/>
+        </w:rPr>
+        <w:t xml:space="preserve"> (Student name), </w:t>
+      </w:r>
+      <w:r>
+        <w:rPr>
+          <w:rFonts w:eastAsia="Segoe UI Historic"/>
+          <w:color w:val="000000"/>
+        </w:rPr>
+        <w:t>___ _________</w:t>
+      </w:r>
+      <w:r>
+        <w:rPr>
+          <w:rFonts w:eastAsia="Segoe UI Historic"/>
+          <w:color w:val="000000"/>
+          <w:u w:val="single"/>
+        </w:rPr>
+        <w:t>JLOW100</w:t>
+      </w:r>
+      <w:r>
+        <w:rPr>
+          <w:rFonts w:eastAsia="Segoe UI Historic"/>
+          <w:color w:val="000000"/>
+        </w:rPr>
+        <w:t>___@</w:t>
+      </w:r>
+      <w:hyperlink r:id="rId8">
+        <w:r>
+          <w:rPr>
+            <w:rFonts w:eastAsia="Segoe UI Historic"/>
+            <w:color w:val="0000FF"/>
+            <w:u w:val="single"/>
+          </w:rPr>
+          <w:t>e.ntu.edu.sg</w:t>
+        </w:r>
+      </w:hyperlink>
+      <w:r>
+        <w:rPr>
+          <w:rFonts w:eastAsia="Segoe UI Historic"/>
+          <w:color w:val="000000"/>
+        </w:rPr>
+        <w:t xml:space="preserve"> (NTU email) honestly and sincerely make the following declaration in relation to the following course submission:</w:t>
+      </w:r>
+    </w:p>
+    <w:p>
+      <w:pPr>
+        <w:tabs>
+          <w:tab w:val="left" w:leader="underscore" w:pos="2232"/>
+        </w:tabs>
+        <w:spacing w:line="276" w:lineRule="auto"/>
+        <w:ind w:right="504"/>
+        <w:jc w:val="both"/>
+        <w:textAlignment w:val="baseline"/>
+        <w:rPr>
+          <w:rFonts w:eastAsia="Segoe UI Historic"/>
+          <w:color w:val="000000"/>
+        </w:rPr>
+      </w:pPr>
+    </w:p>
+    <w:p>
+      <w:pPr>
+        <w:numPr>
+          <w:ilvl w:val="0"/>
+          <w:numId w:val="17"/>
+        </w:numPr>
+        <w:tabs>
+          <w:tab w:val="clear" w:pos="648"/>
+          <w:tab w:val="left" w:pos="1440"/>
+        </w:tabs>
+        <w:spacing w:after="0" w:line="276" w:lineRule="auto"/>
+        <w:ind w:left="360"/>
+        <w:jc w:val="both"/>
+        <w:textAlignment w:val="baseline"/>
+        <w:rPr>
+          <w:rFonts w:eastAsia="Segoe UI Historic"/>
+          <w:color w:val="000000"/>
+        </w:rPr>
+      </w:pPr>
+      <w:r>
+        <w:rPr>
+          <w:rFonts w:eastAsia="Segoe UI Historic"/>
+          <w:color w:val="000000"/>
+        </w:rPr>
+        <w:t>Name of Course:</w:t>
+      </w:r>
+      <w:r>
+        <w:rPr>
+          <w:rFonts w:eastAsia="Segoe UI Historic"/>
+          <w:color w:val="000000"/>
+        </w:rPr>
+        <w:t xml:space="preserve"> </w:t>
+      </w:r>
+      <w:r>
+        <w:rPr>
+          <w:rFonts w:eastAsia="Segoe UI Historic"/>
+          <w:color w:val="000000"/>
+        </w:rPr>
+        <w:t>INT OF THINGS: COMM &amp; NETWKING</w:t>
+      </w:r>
+    </w:p>
+    <w:p>
+      <w:pPr>
+        <w:numPr>
+          <w:ilvl w:val="0"/>
+          <w:numId w:val="17"/>
+        </w:numPr>
+        <w:tabs>
+          <w:tab w:val="clear" w:pos="648"/>
+          <w:tab w:val="left" w:pos="1440"/>
+        </w:tabs>
+        <w:spacing w:after="0" w:line="276" w:lineRule="auto"/>
+        <w:ind w:left="360"/>
+        <w:jc w:val="both"/>
+        <w:textAlignment w:val="baseline"/>
+        <w:rPr>
+          <w:rFonts w:eastAsia="Segoe UI Historic"/>
+          <w:color w:val="000000"/>
+        </w:rPr>
+      </w:pPr>
+      <w:r>
+        <w:rPr>
+          <w:rFonts w:eastAsia="Segoe UI Historic"/>
+          <w:color w:val="000000"/>
+        </w:rPr>
+        <w:t>Course Code: SC4031</w:t>
+      </w:r>
+    </w:p>
+    <w:p>
+      <w:pPr>
+        <w:numPr>
+          <w:ilvl w:val="0"/>
+          <w:numId w:val="17"/>
+        </w:numPr>
+        <w:tabs>
+          <w:tab w:val="clear" w:pos="648"/>
+          <w:tab w:val="left" w:pos="1440"/>
+        </w:tabs>
+        <w:spacing w:after="0" w:line="276" w:lineRule="auto"/>
+        <w:ind w:left="360"/>
+        <w:jc w:val="both"/>
+        <w:textAlignment w:val="baseline"/>
+        <w:rPr>
+          <w:rFonts w:eastAsia="Segoe UI Historic"/>
+          <w:color w:val="000000"/>
+        </w:rPr>
+      </w:pPr>
+      <w:r>
+        <w:rPr>
+          <w:rFonts w:eastAsia="Segoe UI Historic"/>
+          <w:color w:val="000000"/>
+        </w:rPr>
+        <w:t>Course Coordinator:</w:t>
+      </w:r>
+      <w:r>
+        <w:rPr>
+          <w:rFonts w:eastAsia="Segoe UI Historic"/>
+          <w:color w:val="000000"/>
+        </w:rPr>
+        <w:t xml:space="preserve"> </w:t>
+      </w:r>
+      <w:r>
+        <w:rPr>
+          <w:rFonts w:eastAsia="Segoe UI Historic"/>
+          <w:color w:val="000000"/>
+        </w:rPr>
+        <w:t>TAN Rui, Ph.D.</w:t>
+      </w:r>
+    </w:p>
+    <w:p>
+      <w:pPr>
+        <w:numPr>
+          <w:ilvl w:val="0"/>
+          <w:numId w:val="17"/>
+        </w:numPr>
+        <w:tabs>
+          <w:tab w:val="clear" w:pos="648"/>
+          <w:tab w:val="left" w:pos="1440"/>
+        </w:tabs>
+        <w:spacing w:after="0" w:line="276" w:lineRule="auto"/>
+        <w:ind w:left="360"/>
+        <w:jc w:val="both"/>
+        <w:textAlignment w:val="baseline"/>
+        <w:rPr>
+          <w:rFonts w:eastAsia="Segoe UI Historic"/>
+          <w:color w:val="000000"/>
+        </w:rPr>
+      </w:pPr>
+      <w:r>
+        <w:rPr>
+          <w:rFonts w:eastAsia="Segoe UI Historic"/>
+          <w:color w:val="000000"/>
+        </w:rPr>
+        <w:t xml:space="preserve">Title of Assignment/Project Submission: </w:t>
+      </w:r>
+      <w:r>
+        <w:rPr>
+          <w:rFonts w:eastAsia="Segoe UI Historic"/>
+          <w:color w:val="000000"/>
+        </w:rPr>
+        <w:t>Term Paper interim check</w:t>
+      </w:r>
+    </w:p>
+    <w:p>
+      <w:pPr>
+        <w:spacing w:line="276" w:lineRule="auto"/>
+        <w:jc w:val="both"/>
+        <w:textAlignment w:val="baseline"/>
+        <w:rPr>
+          <w:rFonts w:eastAsia="Segoe UI Historic"/>
+          <w:color w:val="000000"/>
+          <w:spacing w:val="-2"/>
+        </w:rPr>
+      </w:pPr>
+    </w:p>
+    <w:p>
+      <w:pPr>
+        <w:spacing w:line="276" w:lineRule="auto"/>
+        <w:jc w:val="both"/>
+        <w:textAlignment w:val="baseline"/>
+        <w:rPr>
+          <w:rFonts w:eastAsia="Segoe UI Historic"/>
+          <w:color w:val="000000"/>
+          <w:spacing w:val="-2"/>
+        </w:rPr>
+      </w:pPr>
+      <w:r>
+        <w:rPr>
+          <w:rFonts w:eastAsia="Segoe UI Historic"/>
+          <w:color w:val="000000"/>
+          <w:spacing w:val="-2"/>
+        </w:rPr>
+        <w:t xml:space="preserve">In relation to the </w:t>
+      </w:r>
+      <w:proofErr w:type="gramStart"/>
+      <w:r>
+        <w:rPr>
+          <w:rFonts w:eastAsia="Segoe UI Historic"/>
+          <w:color w:val="000000"/>
+          <w:spacing w:val="-2"/>
+        </w:rPr>
+        <w:t>foregoing</w:t>
+      </w:r>
+      <w:proofErr w:type="gramEnd"/>
+      <w:r>
+        <w:rPr>
+          <w:rFonts w:eastAsia="Segoe UI Historic"/>
+          <w:color w:val="000000"/>
+          <w:spacing w:val="-2"/>
+        </w:rPr>
+        <w:t xml:space="preserve"> I hereby declare that, fully and properly in accordance with the Project Instructions, I have (tick where appropriate):</w:t>
+      </w:r>
+    </w:p>
+    <w:p>
+      <w:pPr>
+        <w:spacing w:line="276" w:lineRule="auto"/>
+        <w:jc w:val="both"/>
+        <w:textAlignment w:val="baseline"/>
+        <w:rPr>
+          <w:rFonts w:eastAsia="Segoe UI Historic"/>
+          <w:color w:val="000000"/>
+          <w:spacing w:val="-2"/>
+        </w:rPr>
+      </w:pPr>
+    </w:p>
+    <w:p>
+      <w:pPr>
+        <w:pStyle w:val="ListParagraph"/>
+        <w:numPr>
+          <w:ilvl w:val="1"/>
+          <w:numId w:val="18"/>
+        </w:numPr>
+        <w:spacing w:after="0" w:line="276" w:lineRule="auto"/>
+        <w:ind w:left="558"/>
+        <w:jc w:val="both"/>
+        <w:textAlignment w:val="baseline"/>
+        <w:rPr>
+          <w:rFonts w:eastAsia="Segoe UI Historic"/>
+          <w:color w:val="000000"/>
+          <w:spacing w:val="-2"/>
+        </w:rPr>
+      </w:pPr>
+      <w:r>
+        <w:rPr>
+          <w:rFonts w:eastAsia="Segoe UI Historic"/>
+          <w:noProof/>
+          <w:color w:val="000000"/>
+          <w:spacing w:val="-2"/>
+        </w:rPr>
+        <mc:AlternateContent>
+          <mc:Choice Requires="wpi">
+            <w:drawing>
+              <wp:anchor distT="0" distB="0" distL="114300" distR="114300" simplePos="0" relativeHeight="251659264" behindDoc="0" locked="0" layoutInCell="1" allowOverlap="1" wp14:anchorId="5B20FECE" wp14:editId="0F0EBC17">
+                <wp:simplePos x="0" y="0"/>
+                <wp:positionH relativeFrom="column">
+                  <wp:posOffset>5467245</wp:posOffset>
+                </wp:positionH>
+                <wp:positionV relativeFrom="paragraph">
+                  <wp:posOffset>-112325</wp:posOffset>
+                </wp:positionV>
+                <wp:extent cx="415440" cy="498600"/>
+                <wp:effectExtent l="38100" t="38100" r="41910" b="34925"/>
+                <wp:wrapNone/>
+                <wp:docPr id="1359853220" name="Ink 1"/>
+                <wp:cNvGraphicFramePr/>
+                <a:graphic xmlns:a="http://schemas.openxmlformats.org/drawingml/2006/main">
+                  <a:graphicData uri="http://schemas.microsoft.com/office/word/2010/wordprocessingInk">
+                    <w14:contentPart bwMode="auto" r:id="rId9">
+                      <w14:nvContentPartPr>
+                        <w14:cNvContentPartPr/>
+                      </w14:nvContentPartPr>
+                      <w14:xfrm>
+                        <a:off x="0" y="0"/>
+                        <a:ext cx="415440" cy="498600"/>
+                      </w14:xfrm>
+                    </w14:contentPart>
+                  </a:graphicData>
+                </a:graphic>
+              </wp:anchor>
+            </w:drawing>
+          </mc:Choice>
+          <mc:Fallback>
+            <w:pict>
+              <v:shapetype w14:anchorId="38CB926B" id="_x0000_t75" coordsize="21600,21600" o:spt="75" o:preferrelative="t" path="m@4@5l@4@11@9@11@9@5xe" filled="f" stroked="f">
+                <v:stroke joinstyle="miter"/>
+                <v:formulas>
+                  <v:f eqn="if lineDrawn pixelLineWidth 0"/>
+                  <v:f eqn="sum @0 1 0"/>
+                  <v:f eqn="sum 0 0 @1"/>
+                  <v:f eqn="prod @2 1 2"/>
+                  <v:f eqn="prod @3 21600 pixelWidth"/>
+                  <v:f eqn="prod @3 21600 pixelHeight"/>
+                  <v:f eqn="sum @0 0 1"/>
+                  <v:f eqn="prod @6 1 2"/>
+                  <v:f eqn="prod @7 21600 pixelWidth"/>
+                  <v:f eqn="sum @8 21600 0"/>
+                  <v:f eqn="prod @7 21600 pixelHeight"/>
+                  <v:f eqn="sum @10 21600 0"/>
+                </v:formulas>
+                <v:path o:extrusionok="f" gradientshapeok="t" o:connecttype="rect"/>
+                <o:lock v:ext="edit" aspectratio="t"/>
+              </v:shapetype>
+              <v:shape id="Ink 1" o:spid="_x0000_s1026" type="#_x0000_t75" style="position:absolute;margin-left:430pt;margin-top:-9.35pt;width:33.7pt;height:40.2pt;z-index:251659264;visibility:visible;mso-wrap-style:square;mso-wrap-distance-left:9pt;mso-wrap-distance-top:0;mso-wrap-distance-right:9pt;mso-wrap-distance-bottom:0;mso-position-horizontal:absolute;mso-position-horizontal-relative:text;mso-position-vertical:absolute;mso-position-vertical-relative:text" o:gfxdata="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">
+                <v:imagedata r:id="rId10" o:title=""/>
+              </v:shape>
+            </w:pict>
+          </mc:Fallback>
+        </mc:AlternateContent>
+      </w:r>
+      <w:r>
+        <w:rPr>
+          <w:rFonts w:eastAsia="Segoe UI Historic"/>
+          <w:color w:val="000000"/>
+          <w:spacing w:val="-2"/>
+        </w:rPr>
+        <w:t xml:space="preserve">Not used GAI assistance in any way in the development or generation of this </w:t>
+      </w:r>
+    </w:p>
+    <w:p>
+      <w:pPr>
+        <w:pStyle w:val="ListParagraph"/>
+        <w:spacing w:line="276" w:lineRule="auto"/>
+        <w:ind w:left="558"/>
+        <w:jc w:val="both"/>
+        <w:textAlignment w:val="baseline"/>
+        <w:rPr>
+          <w:rFonts w:eastAsia="Segoe UI Historic"/>
+          <w:color w:val="000000"/>
+          <w:spacing w:val="-2"/>
+        </w:rPr>
+      </w:pPr>
+      <w:r>
+        <w:rPr>
+          <w:rFonts w:eastAsia="Segoe UI Historic"/>
+          <w:color w:val="000000"/>
+          <w:spacing w:val="-2"/>
+        </w:rPr>
+        <w:t>assignment</w:t>
+      </w:r>
+      <w:r>
+        <w:rPr>
+          <w:rFonts w:eastAsia="Segoe UI Historic"/>
+          <w:color w:val="000000"/>
+          <w:spacing w:val="-2"/>
+        </w:rPr>
+        <w:tab/>
+      </w:r>
+      <w:r>
+        <w:rPr>
+          <w:rFonts w:eastAsia="Segoe UI Historic"/>
+          <w:color w:val="000000"/>
+          <w:spacing w:val="-2"/>
+        </w:rPr>
+        <w:tab/>
+      </w:r>
+      <w:r>
+        <w:rPr>
+          <w:rFonts w:eastAsia="Segoe UI Historic"/>
+          <w:color w:val="000000"/>
+          <w:spacing w:val="-2"/>
+        </w:rPr>
+        <w:tab/>
+      </w:r>
+      <w:r>
+        <w:rPr>
+          <w:rFonts w:eastAsia="Segoe UI Historic"/>
+          <w:color w:val="000000"/>
+          <w:spacing w:val="-2"/>
+        </w:rPr>
+        <w:tab/>
+      </w:r>
+      <w:r>
+        <w:rPr>
+          <w:rFonts w:eastAsia="Segoe UI Historic"/>
+          <w:color w:val="000000"/>
+          <w:spacing w:val="-2"/>
+        </w:rPr>
+        <w:tab/>
+      </w:r>
+      <w:r>
+        <w:rPr>
+          <w:rFonts w:eastAsia="Segoe UI Historic"/>
+          <w:color w:val="000000"/>
+          <w:spacing w:val="-2"/>
+        </w:rPr>
+        <w:tab/>
+      </w:r>
+      <w:r>
+        <w:rPr>
+          <w:rFonts w:eastAsia="Segoe UI Historic"/>
+          <w:color w:val="000000"/>
+          <w:spacing w:val="-2"/>
+        </w:rPr>
+        <w:tab/>
+      </w:r>
+      <w:r>
+        <w:rPr>
+          <w:rFonts w:eastAsia="Segoe UI Historic"/>
+          <w:color w:val="000000"/>
+          <w:spacing w:val="-2"/>
+        </w:rPr>
+        <w:tab/>
+      </w:r>
+      <w:r>
+        <w:rPr>
+          <w:rFonts w:eastAsia="Segoe UI Historic"/>
+          <w:color w:val="000000"/>
+          <w:spacing w:val="-2"/>
+        </w:rPr>
+        <w:tab/>
+        <w:t xml:space="preserve"> </w:t>
+      </w:r>
+      <w:r>
+        <w:rPr>
+          <w:rFonts w:eastAsia="Segoe UI Historic"/>
+          <w:color w:val="000000"/>
+          <w:spacing w:val="-2"/>
+        </w:rPr>
+        <w:tab/>
+      </w:r>
+      <w:r>
+        <w:rPr>
+          <w:rFonts w:ascii="Segoe UI Symbol" w:eastAsia="Segoe UI Historic" w:hAnsi="Segoe UI Symbol" w:cs="Segoe UI Symbol"/>
+          <w:color w:val="000000"/>
+          <w:spacing w:val="-2"/>
+        </w:rPr>
+        <w:t>☐</w:t>
+      </w:r>
+    </w:p>
+    <w:p>
+      <w:pPr>
+        <w:pStyle w:val="ListParagraph"/>
+        <w:numPr>
+          <w:ilvl w:val="1"/>
+          <w:numId w:val="18"/>
+        </w:numPr>
+        <w:tabs>
+          <w:tab w:val="right" w:pos="8856"/>
+        </w:tabs>
+        <w:spacing w:after="0" w:line="276" w:lineRule="auto"/>
+        <w:ind w:left="558"/>
+        <w:jc w:val="both"/>
+        <w:textAlignment w:val="baseline"/>
+        <w:rPr>
+          <w:rFonts w:eastAsia="Segoe UI Historic"/>
+          <w:color w:val="000000"/>
+        </w:rPr>
+      </w:pPr>
+      <w:r>
+        <w:rPr>
+          <w:rFonts w:eastAsia="Segoe UI Historic"/>
+          <w:color w:val="000000"/>
+        </w:rPr>
+        <w:t>Used GAI as permitted to assist in generating key ideas only.</w:t>
+      </w:r>
+      <w:r>
+        <w:rPr>
+          <w:rFonts w:eastAsia="Segoe UI Historic"/>
+          <w:color w:val="000000"/>
+        </w:rPr>
+        <w:tab/>
+        <w:t xml:space="preserve">  </w:t>
+      </w:r>
+      <w:r>
+        <w:rPr>
+          <w:rFonts w:ascii="Segoe UI Symbol" w:eastAsia="MS Gothic" w:hAnsi="Segoe UI Symbol" w:cs="Segoe UI Symbol"/>
+          <w:color w:val="000000"/>
+        </w:rPr>
+        <w:t>☐</w:t>
+      </w:r>
+    </w:p>
+    <w:p>
+      <w:pPr>
+        <w:pStyle w:val="ListParagraph"/>
+        <w:numPr>
+          <w:ilvl w:val="1"/>
+          <w:numId w:val="18"/>
+        </w:numPr>
+        <w:tabs>
+          <w:tab w:val="right" w:pos="8856"/>
+        </w:tabs>
+        <w:spacing w:after="0" w:line="276" w:lineRule="auto"/>
+        <w:ind w:left="558" w:right="144"/>
+        <w:jc w:val="both"/>
+        <w:textAlignment w:val="baseline"/>
+        <w:rPr>
+          <w:rFonts w:eastAsia="Segoe UI Historic"/>
+          <w:color w:val="000000"/>
+        </w:rPr>
+      </w:pPr>
+      <w:r>
+        <w:rPr>
+          <w:rFonts w:eastAsia="Segoe UI Historic"/>
+          <w:color w:val="000000"/>
+        </w:rPr>
+        <w:t>Used GAI as permitted to assist in generating a first text only.</w:t>
+      </w:r>
+      <w:r>
+        <w:rPr>
+          <w:rFonts w:eastAsia="Segoe UI Historic"/>
+          <w:color w:val="000000"/>
+        </w:rPr>
+        <w:tab/>
+      </w:r>
+      <w:r>
+        <w:rPr>
+          <w:rFonts w:ascii="Segoe UI Symbol" w:eastAsia="MS Gothic" w:hAnsi="Segoe UI Symbol" w:cs="Segoe UI Symbol"/>
+          <w:color w:val="000000"/>
+        </w:rPr>
+        <w:t>☐</w:t>
+      </w:r>
+      <w:r>
+        <w:rPr>
+          <w:rFonts w:eastAsia="MS Gothic"/>
+          <w:color w:val="000000"/>
+        </w:rPr>
+        <w:t xml:space="preserve"> </w:t>
+      </w:r>
+      <w:r>
+        <w:rPr>
+          <w:rFonts w:eastAsia="MS Gothic"/>
+          <w:color w:val="000000"/>
+        </w:rPr>
+        <w:br/>
+      </w:r>
+      <w:r>
+        <w:rPr>
+          <w:rFonts w:eastAsia="Segoe UI Historic"/>
+          <w:color w:val="000000"/>
+        </w:rPr>
+        <w:t>And/or</w:t>
+      </w:r>
+    </w:p>
+    <w:p>
+      <w:pPr>
+        <w:pStyle w:val="ListParagraph"/>
+        <w:numPr>
+          <w:ilvl w:val="1"/>
+          <w:numId w:val="18"/>
+        </w:numPr>
+        <w:spacing w:after="0" w:line="276" w:lineRule="auto"/>
+        <w:ind w:left="558"/>
+        <w:jc w:val="both"/>
+        <w:textAlignment w:val="baseline"/>
+        <w:rPr>
+          <w:rFonts w:eastAsia="Segoe UI Historic"/>
+          <w:color w:val="000000"/>
+          <w:spacing w:val="-2"/>
+        </w:rPr>
+      </w:pPr>
+      <w:r>
+        <w:rPr>
+          <w:rFonts w:eastAsia="Segoe UI Historic"/>
+          <w:color w:val="000000"/>
+          <w:spacing w:val="-2"/>
+        </w:rPr>
+        <w:t>Used GAI to refine syntax and grammar for correct language submission only.</w:t>
+      </w:r>
+      <w:bookmarkStart w:id="0" w:name="_Hlk143852171"/>
+      <w:r>
+        <w:rPr>
+          <w:rFonts w:eastAsia="Segoe UI Historic"/>
+          <w:color w:val="000000"/>
+          <w:spacing w:val="-2"/>
+        </w:rPr>
+        <w:tab/>
+      </w:r>
+      <w:r>
+        <w:rPr>
+          <w:rFonts w:ascii="Segoe UI Symbol" w:eastAsia="MS Gothic" w:hAnsi="Segoe UI Symbol" w:cs="Segoe UI Symbol"/>
+          <w:color w:val="000000"/>
+        </w:rPr>
+        <w:t>☐</w:t>
+      </w:r>
+    </w:p>
+    <w:bookmarkEnd w:id="0"/>
+    <w:p>
+      <w:pPr>
+        <w:spacing w:line="276" w:lineRule="auto"/>
+        <w:jc w:val="both"/>
+        <w:textAlignment w:val="baseline"/>
+        <w:rPr>
+          <w:rFonts w:eastAsia="Segoe UI Historic"/>
+          <w:color w:val="000000"/>
+          <w:spacing w:val="-2"/>
+        </w:rPr>
+      </w:pPr>
+    </w:p>
+    <w:p>
+      <w:pPr>
+        <w:spacing w:line="276" w:lineRule="auto"/>
+        <w:jc w:val="both"/>
+        <w:textAlignment w:val="baseline"/>
+        <w:rPr>
+          <w:rFonts w:eastAsia="Segoe UI Historic"/>
+          <w:color w:val="000000"/>
+          <w:spacing w:val="-2"/>
+        </w:rPr>
+      </w:pPr>
+      <w:r>
+        <w:rPr>
+          <w:rFonts w:eastAsia="Segoe UI Historic"/>
+          <w:color w:val="000000"/>
+          <w:spacing w:val="-2"/>
+        </w:rPr>
+        <w:t>If I have used GAI, I also declare that I have:</w:t>
+      </w:r>
+    </w:p>
+    <w:p>
+      <w:pPr>
+        <w:numPr>
+          <w:ilvl w:val="0"/>
+          <w:numId w:val="19"/>
+        </w:numPr>
+        <w:tabs>
+          <w:tab w:val="clear" w:pos="360"/>
+        </w:tabs>
+        <w:spacing w:after="0" w:line="276" w:lineRule="auto"/>
+        <w:ind w:left="567" w:right="180" w:hanging="567"/>
+        <w:jc w:val="both"/>
+        <w:textAlignment w:val="baseline"/>
+        <w:rPr>
+          <w:rFonts w:eastAsia="Segoe UI Historic"/>
+          <w:color w:val="000000"/>
+        </w:rPr>
+      </w:pPr>
+      <w:r>
+        <w:rPr>
+          <w:rFonts w:eastAsia="Segoe UI Historic"/>
+          <w:color w:val="000000"/>
+        </w:rPr>
+        <w:t>Fully and honestly submitted the digital paper trail required under the assignment/project instructions; and that</w:t>
+      </w:r>
+    </w:p>
+    <w:p>
+      <w:pPr>
+        <w:numPr>
+          <w:ilvl w:val="0"/>
+          <w:numId w:val="19"/>
+        </w:numPr>
+        <w:tabs>
+          <w:tab w:val="clear" w:pos="360"/>
+        </w:tabs>
+        <w:spacing w:after="0" w:line="276" w:lineRule="auto"/>
+        <w:ind w:left="567" w:right="180" w:hanging="567"/>
+        <w:jc w:val="both"/>
+        <w:textAlignment w:val="baseline"/>
+        <w:rPr>
+          <w:rFonts w:eastAsia="Segoe UI Historic"/>
+          <w:color w:val="000000"/>
+        </w:rPr>
+      </w:pPr>
+      <w:r>
+        <w:rPr>
+          <w:rFonts w:eastAsia="Segoe UI Historic"/>
+          <w:color w:val="000000"/>
+        </w:rPr>
+        <w:t>Wherever GAI assistance has been employed in the submission in word or paraphrase or inclusion of a significant idea or fact suggested by the GAI assistant, I have acknowledged this by a footnote; and that,</w:t>
+      </w:r>
+    </w:p>
+    <w:p>
+      <w:pPr>
+        <w:numPr>
+          <w:ilvl w:val="0"/>
+          <w:numId w:val="19"/>
+        </w:numPr>
+        <w:tabs>
+          <w:tab w:val="clear" w:pos="360"/>
+        </w:tabs>
+        <w:spacing w:after="0" w:line="276" w:lineRule="auto"/>
+        <w:ind w:left="567" w:right="180" w:hanging="567"/>
+        <w:jc w:val="both"/>
+        <w:textAlignment w:val="baseline"/>
+        <w:rPr>
+          <w:rFonts w:eastAsia="Segoe UI Historic"/>
+          <w:color w:val="000000"/>
+        </w:rPr>
+      </w:pPr>
+      <w:r>
+        <w:rPr>
+          <w:rFonts w:eastAsia="Segoe UI Historic"/>
+          <w:color w:val="000000"/>
+        </w:rPr>
+        <w:t>Apart from the foregoing notices, the submission is wholly my own work.</w:t>
+      </w:r>
+    </w:p>
+    <w:p>
+      <w:pPr>
+        <w:jc w:val="both"/>
+      </w:pPr>
+    </w:p>
+    <w:p>
+      <w:pPr>
+        <w:jc w:val="both"/>
+      </w:pPr>
+    </w:p>
+    <w:p>
+      <w:pPr>
+        <w:jc w:val="both"/>
+      </w:pPr>
+    </w:p>
+    <w:p>
+      <w:pPr>
+        <w:tabs>
+          <w:tab w:val="left" w:pos="6075"/>
+        </w:tabs>
+        <w:jc w:val="both"/>
+      </w:pPr>
+      <w:r>
+        <w:rPr>
+          <w:noProof/>
+        </w:rPr>
+        <w:drawing>
+          <wp:anchor distT="0" distB="0" distL="114300" distR="114300" simplePos="0" relativeHeight="251660288" behindDoc="0" locked="0" layoutInCell="1" allowOverlap="1" wp14:anchorId="6789475A" wp14:editId="3503D4DB">
+            <wp:simplePos x="0" y="0"/>
+            <wp:positionH relativeFrom="column">
+              <wp:posOffset>1047750</wp:posOffset>
+            </wp:positionH>
+            <wp:positionV relativeFrom="paragraph">
+              <wp:posOffset>-582295</wp:posOffset>
+            </wp:positionV>
+            <wp:extent cx="933450" cy="913130"/>
+            <wp:effectExtent l="0" t="0" r="0" b="1270"/>
+            <wp:wrapNone/>
+            <wp:docPr id="1786641223" name="Picture 2"/>
+            <wp:cNvGraphicFramePr>
+              <a:graphicFrameLocks xmlns:a="http://schemas.openxmlformats.org/drawingml/2006/main" noChangeAspect="1"/>
+            </wp:cNvGraphicFramePr>
+            <a:graphic xmlns:a="http://schemas.openxmlformats.org/drawingml/2006/main">
+              <a:graphicData uri="http://schemas.openxmlformats.org/drawingml/2006/picture">
+                <pic:pic xmlns:pic="http://schemas.openxmlformats.org/drawingml/2006/picture">
+                  <pic:nvPicPr>
+                    <pic:cNvPr id="0" name="Picture 20"/>
+                    <pic:cNvPicPr>
+                      <a:picLocks noChangeAspect="1" noChangeArrowheads="1"/>
+                    </pic:cNvPicPr>
+                  </pic:nvPicPr>
+                  <pic:blipFill>
+                    <a:blip r:embed="rId11" cstate="print">
+                      <a:extLst>
+                        <a:ext uri="{28A0092B-C50C-407E-A947-70E740481C1C}">
+                          <a14:useLocalDpi xmlns:a14="http://schemas.microsoft.com/office/drawing/2010/main" val="0"/>
+                        </a:ext>
+                      </a:extLst>
+                    </a:blip>
+                    <a:srcRect/>
+                    <a:stretch>
+                      <a:fillRect/>
+                    </a:stretch>
+                  </pic:blipFill>
+                  <pic:spPr bwMode="auto">
+                    <a:xfrm>
+                      <a:off x="0" y="0"/>
+                      <a:ext cx="933450" cy="913130"/>
+                    </a:xfrm>
+                    <a:prstGeom prst="rect">
+                      <a:avLst/>
+                    </a:prstGeom>
+                    <a:noFill/>
+                    <a:ln>
+                      <a:noFill/>
+                    </a:ln>
+                  </pic:spPr>
+                </pic:pic>
+              </a:graphicData>
+            </a:graphic>
+            <wp14:sizeRelH relativeFrom="margin">
+              <wp14:pctWidth>0</wp14:pctWidth>
+            </wp14:sizeRelH>
+            <wp14:sizeRelV relativeFrom="margin">
+              <wp14:pctHeight>0</wp14:pctHeight>
+            </wp14:sizeRelV>
+          </wp:anchor>
+        </w:drawing>
+      </w:r>
+      <w:r>
+        <w:t>Jonathan Low</w:t>
+      </w:r>
+      <w:r>
+        <w:tab/>
+        <w:t>20/3/2026</w:t>
+      </w:r>
+    </w:p>
+    <w:p>
+      <w:pPr>
+        <w:jc w:val="both"/>
+      </w:pPr>
+      <w:r>
+        <w:t xml:space="preserve">_____________________________ </w:t>
+      </w:r>
+      <w:r>
+        <w:tab/>
+      </w:r>
+      <w:r>
+        <w:tab/>
+      </w:r>
+      <w:r>
+        <w:tab/>
+      </w:r>
+      <w:r>
+        <w:tab/>
+        <w:t>_________________</w:t>
+      </w:r>
+    </w:p>
+    <w:p>
+      <w:pPr>
+        <w:jc w:val="both"/>
+      </w:pPr>
+      <w:r>
+        <w:t xml:space="preserve">Student Name &amp; Signature </w:t>
+      </w:r>
+      <w:r>
+        <w:tab/>
+      </w:r>
+      <w:r>
+        <w:tab/>
+      </w:r>
+      <w:r>
+        <w:tab/>
+      </w:r>
+      <w:r>
+        <w:tab/>
+      </w:r>
+      <w:r>
+        <w:tab/>
+        <w:t>Date</w:t>
       </w:r>
     </w:p>
     <w:sectPr>
@@ -984,6 +4039,11 @@
 
 <file path=word/numbering.xml><?xml version="1.0" encoding="utf-8"?>
 <w:numbering xmlns:wpc="http://schemas.microsoft.com/office/word/2010/wordprocessingCanvas" xmlns:cx="http://schemas.microsoft.com/office/drawing/2014/chartex" xmlns:cx1="http://schemas.microsoft.com/office/drawing/2015/9/8/chartex" xmlns:cx2="http://schemas.microsoft.com/office/drawing/2015/10/21/chartex" xmlns:cx3="http://schemas.microsoft.com/office/drawing/2016/5/9/chartex" xmlns:cx4="http://schemas.microsoft.com/office/drawing/2016/5/10/chartex" xmlns:cx5="http://schemas.microsoft.com/office/drawing/2016/5/11/chartex" xmlns:cx6="http://schemas.microsoft.com/office/drawing/2016/5/12/chartex" xmlns:cx7="http://schemas.microsoft.com/office/drawing/2016/5/13/chartex" xmlns:cx8="http://schemas.microsoft.com/office/drawing/2016/5/14/chartex" xmlns:mc="http://schemas.openxmlformats.org/markup-compatibility/2006" xmlns:aink="http://schemas.microsoft.com/office/drawing/2016/ink" xmlns:am3d="http://schemas.microsoft.com/office/drawing/2017/model3d" xmlns:o="urn:schemas-microsoft-com:office:office" xmlns:oel="http://schemas.microsoft.com/office/2019/extlst" xmlns:r="http://schemas.openxmlformats.org/officeDocument/2006/relationships" xmlns:m="http://schemas.openxmlformats.org/officeDocument/2006/math" xmlns:v="urn:schemas-microsoft-com:vml" xmlns:wp14="http://schemas.microsoft.com/office/word/2010/wordprocessingDrawing" xmlns:wp="http://schemas.openxmlformats.org/drawingml/2006/wordprocessingDrawing" xmlns:w10="urn:schemas-microsoft-com:office:word" xmlns:w="http://schemas.openxmlformats.org/wordprocessingml/2006/main" xmlns:w14="http://schemas.microsoft.com/office/word/2010/wordml" xmlns:w15="http://schemas.microsoft.com/office/word/2012/wordml" xmlns:w16cex="http://schemas.microsoft.com/office/word/2018/wordml/cex" xmlns:w16cid="http://schemas.microsoft.com/office/word/2016/wordml/cid" xmlns:w16="http://schemas.microsoft.com/office/word/2018/wordml" xmlns:w16du="http://schemas.microsoft.com/office/word/2023/wordml/word16du" xmlns:w16sdtdh="http://schemas.microsoft.com/office/word/2020/wordml/sdtdatahash" xmlns:w16sdtfl="http://schemas.microsoft.com/office/word/2024/wordml/sdtformatlock" xmlns:w16se="http://schemas.microsoft.com/office/word/2015/wordml/symex" xmlns:wpg="http://schemas.microsoft.com/office/word/2010/wordprocessingGroup" xmlns:wpi="http://schemas.microsoft.com/office/word/2010/wordprocessingInk" xmlns:wne="http://schemas.microsoft.com/office/word/2006/wordml" xmlns:wps="http://schemas.microsoft.com/office/word/2010/wordprocessingShape" mc:Ignorable="w14 w15 w16se w16cid w16 w16cex w16sdtdh w16sdtfl w16du wp14">
+  <w:numPicBullet w:numPicBulletId="0">
+    <w:pict>
+      <v:rect id="_x0000_i1025" style="width:0;height:1.5pt" o:hralign="center" o:bullet="t" o:hrstd="t" o:hr="t" fillcolor="#a0a0a0" stroked="f"/>
+    </w:pict>
+  </w:numPicBullet>
   <w:abstractNum w:abstractNumId="0" w15:restartNumberingAfterBreak="0">
     <w:nsid w:val="02246080"/>
     <w:multiLevelType w:val="multilevel"/>
@@ -2290,6 +5350,92 @@
     </w:lvl>
   </w:abstractNum>
   <w:abstractNum w:abstractNumId="9" w15:restartNumberingAfterBreak="0">
+    <w:nsid w:val="4E362EEC"/>
+    <w:multiLevelType w:val="multilevel"/>
+    <w:tmpl w:val="4E362EEC"/>
+    <w:lvl w:ilvl="0">
+      <w:start w:val="1"/>
+      <w:numFmt w:val="lowerRoman"/>
+      <w:lvlText w:val="%1."/>
+      <w:lvlJc w:val="right"/>
+      <w:pPr>
+        <w:ind w:left="720" w:hanging="360"/>
+      </w:pPr>
+    </w:lvl>
+    <w:lvl w:ilvl="1">
+      <w:start w:val="1"/>
+      <w:numFmt w:val="lowerRoman"/>
+      <w:lvlText w:val="%2."/>
+      <w:lvlJc w:val="right"/>
+      <w:pPr>
+        <w:ind w:left="1440" w:hanging="360"/>
+      </w:pPr>
+    </w:lvl>
+    <w:lvl w:ilvl="2">
+      <w:start w:val="1"/>
+      <w:numFmt w:val="lowerRoman"/>
+      <w:lvlText w:val="%3."/>
+      <w:lvlJc w:val="right"/>
+      <w:pPr>
+        <w:ind w:left="2160" w:hanging="180"/>
+      </w:pPr>
+    </w:lvl>
+    <w:lvl w:ilvl="3">
+      <w:start w:val="1"/>
+      <w:numFmt w:val="decimal"/>
+      <w:lvlText w:val="%4."/>
+      <w:lvlJc w:val="left"/>
+      <w:pPr>
+        <w:ind w:left="2880" w:hanging="360"/>
+      </w:pPr>
+    </w:lvl>
+    <w:lvl w:ilvl="4">
+      <w:start w:val="1"/>
+      <w:numFmt w:val="lowerLetter"/>
+      <w:lvlText w:val="%5."/>
+      <w:lvlJc w:val="left"/>
+      <w:pPr>
+        <w:ind w:left="3600" w:hanging="360"/>
+      </w:pPr>
+    </w:lvl>
+    <w:lvl w:ilvl="5">
+      <w:start w:val="1"/>
+      <w:numFmt w:val="lowerRoman"/>
+      <w:lvlText w:val="%6."/>
+      <w:lvlJc w:val="right"/>
+      <w:pPr>
+        <w:ind w:left="4320" w:hanging="180"/>
+      </w:pPr>
+    </w:lvl>
+    <w:lvl w:ilvl="6">
+      <w:start w:val="1"/>
+      <w:numFmt w:val="decimal"/>
+      <w:lvlText w:val="%7."/>
+      <w:lvlJc w:val="left"/>
+      <w:pPr>
+        <w:ind w:left="5040" w:hanging="360"/>
+      </w:pPr>
+    </w:lvl>
+    <w:lvl w:ilvl="7">
+      <w:start w:val="1"/>
+      <w:numFmt w:val="lowerLetter"/>
+      <w:lvlText w:val="%8."/>
+      <w:lvlJc w:val="left"/>
+      <w:pPr>
+        <w:ind w:left="5760" w:hanging="360"/>
+      </w:pPr>
+    </w:lvl>
+    <w:lvl w:ilvl="8">
+      <w:start w:val="1"/>
+      <w:numFmt w:val="lowerRoman"/>
+      <w:lvlText w:val="%9."/>
+      <w:lvlJc w:val="right"/>
+      <w:pPr>
+        <w:ind w:left="6480" w:hanging="180"/>
+      </w:pPr>
+    </w:lvl>
+  </w:abstractNum>
+  <w:abstractNum w:abstractNumId="10" w15:restartNumberingAfterBreak="0">
     <w:nsid w:val="5789628E"/>
     <w:multiLevelType w:val="multilevel"/>
     <w:tmpl w:val="42D680FA"/>
@@ -2438,7 +5584,7 @@
       </w:rPr>
     </w:lvl>
   </w:abstractNum>
-  <w:abstractNum w:abstractNumId="10" w15:restartNumberingAfterBreak="0">
+  <w:abstractNum w:abstractNumId="11" w15:restartNumberingAfterBreak="0">
     <w:nsid w:val="59E60827"/>
     <w:multiLevelType w:val="multilevel"/>
     <w:tmpl w:val="E1503F34"/>
@@ -2587,7 +5733,71 @@
       </w:rPr>
     </w:lvl>
   </w:abstractNum>
-  <w:abstractNum w:abstractNumId="11" w15:restartNumberingAfterBreak="0">
+  <w:abstractNum w:abstractNumId="12" w15:restartNumberingAfterBreak="0">
+    <w:nsid w:val="5A860D11"/>
+    <w:multiLevelType w:val="multilevel"/>
+    <w:tmpl w:val="5A860D11"/>
+    <w:lvl w:ilvl="0">
+      <w:start w:val="1"/>
+      <w:numFmt w:val="lowerLetter"/>
+      <w:lvlText w:val="%1."/>
+      <w:lvlJc w:val="left"/>
+      <w:pPr>
+        <w:tabs>
+          <w:tab w:val="left" w:pos="360"/>
+        </w:tabs>
+      </w:pPr>
+      <w:rPr>
+        <w:color w:val="000000"/>
+        <w:spacing w:val="0"/>
+        <w:w w:val="100"/>
+        <w:sz w:val="24"/>
+        <w:vertAlign w:val="baseline"/>
+        <w:lang w:val="en-US"/>
+      </w:rPr>
+    </w:lvl>
+    <w:lvl w:ilvl="1">
+      <w:numFmt w:val="decimal"/>
+      <w:lvlText w:val=""/>
+      <w:lvlJc w:val="left"/>
+    </w:lvl>
+    <w:lvl w:ilvl="2">
+      <w:numFmt w:val="decimal"/>
+      <w:lvlText w:val=""/>
+      <w:lvlJc w:val="left"/>
+    </w:lvl>
+    <w:lvl w:ilvl="3">
+      <w:numFmt w:val="decimal"/>
+      <w:lvlText w:val=""/>
+      <w:lvlJc w:val="left"/>
+    </w:lvl>
+    <w:lvl w:ilvl="4">
+      <w:numFmt w:val="decimal"/>
+      <w:lvlText w:val=""/>
+      <w:lvlJc w:val="left"/>
+    </w:lvl>
+    <w:lvl w:ilvl="5">
+      <w:numFmt w:val="decimal"/>
+      <w:lvlText w:val=""/>
+      <w:lvlJc w:val="left"/>
+    </w:lvl>
+    <w:lvl w:ilvl="6">
+      <w:numFmt w:val="decimal"/>
+      <w:lvlText w:val=""/>
+      <w:lvlJc w:val="left"/>
+    </w:lvl>
+    <w:lvl w:ilvl="7">
+      <w:numFmt w:val="decimal"/>
+      <w:lvlText w:val=""/>
+      <w:lvlJc w:val="left"/>
+    </w:lvl>
+    <w:lvl w:ilvl="8">
+      <w:numFmt w:val="decimal"/>
+      <w:lvlText w:val=""/>
+      <w:lvlJc w:val="left"/>
+    </w:lvl>
+  </w:abstractNum>
+  <w:abstractNum w:abstractNumId="13" w15:restartNumberingAfterBreak="0">
     <w:nsid w:val="5D0677B1"/>
     <w:multiLevelType w:val="multilevel"/>
     <w:tmpl w:val="0BF28ACA"/>
@@ -2736,7 +5946,71 @@
       </w:rPr>
     </w:lvl>
   </w:abstractNum>
-  <w:abstractNum w:abstractNumId="12" w15:restartNumberingAfterBreak="0">
+  <w:abstractNum w:abstractNumId="14" w15:restartNumberingAfterBreak="0">
+    <w:nsid w:val="6A6F7F75"/>
+    <w:multiLevelType w:val="multilevel"/>
+    <w:tmpl w:val="6A6F7F75"/>
+    <w:lvl w:ilvl="0">
+      <w:start w:val="1"/>
+      <w:numFmt w:val="decimal"/>
+      <w:lvlText w:val="%1)"/>
+      <w:lvlJc w:val="left"/>
+      <w:pPr>
+        <w:tabs>
+          <w:tab w:val="left" w:pos="648"/>
+        </w:tabs>
+      </w:pPr>
+      <w:rPr>
+        <w:color w:val="000000"/>
+        <w:spacing w:val="0"/>
+        <w:w w:val="100"/>
+        <w:sz w:val="24"/>
+        <w:vertAlign w:val="baseline"/>
+        <w:lang w:val="en-US"/>
+      </w:rPr>
+    </w:lvl>
+    <w:lvl w:ilvl="1">
+      <w:numFmt w:val="decimal"/>
+      <w:lvlText w:val=""/>
+      <w:lvlJc w:val="left"/>
+    </w:lvl>
+    <w:lvl w:ilvl="2">
+      <w:numFmt w:val="decimal"/>
+      <w:lvlText w:val=""/>
+      <w:lvlJc w:val="left"/>
+    </w:lvl>
+    <w:lvl w:ilvl="3">
+      <w:numFmt w:val="decimal"/>
+      <w:lvlText w:val=""/>
+      <w:lvlJc w:val="left"/>
+    </w:lvl>
+    <w:lvl w:ilvl="4">
+      <w:numFmt w:val="decimal"/>
+      <w:lvlText w:val=""/>
+      <w:lvlJc w:val="left"/>
+    </w:lvl>
+    <w:lvl w:ilvl="5">
+      <w:numFmt w:val="decimal"/>
+      <w:lvlText w:val=""/>
+      <w:lvlJc w:val="left"/>
+    </w:lvl>
+    <w:lvl w:ilvl="6">
+      <w:numFmt w:val="decimal"/>
+      <w:lvlText w:val=""/>
+      <w:lvlJc w:val="left"/>
+    </w:lvl>
+    <w:lvl w:ilvl="7">
+      <w:numFmt w:val="decimal"/>
+      <w:lvlText w:val=""/>
+      <w:lvlJc w:val="left"/>
+    </w:lvl>
+    <w:lvl w:ilvl="8">
+      <w:numFmt w:val="decimal"/>
+      <w:lvlText w:val=""/>
+      <w:lvlJc w:val="left"/>
+    </w:lvl>
+  </w:abstractNum>
+  <w:abstractNum w:abstractNumId="15" w15:restartNumberingAfterBreak="0">
     <w:nsid w:val="6E9A4A23"/>
     <w:multiLevelType w:val="multilevel"/>
     <w:tmpl w:val="BE6268C8"/>
@@ -2885,7 +6159,7 @@
       </w:rPr>
     </w:lvl>
   </w:abstractNum>
-  <w:abstractNum w:abstractNumId="13" w15:restartNumberingAfterBreak="0">
+  <w:abstractNum w:abstractNumId="16" w15:restartNumberingAfterBreak="0">
     <w:nsid w:val="6FEE5D2D"/>
     <w:multiLevelType w:val="multilevel"/>
     <w:tmpl w:val="B3BE11F4"/>
@@ -3034,7 +6308,7 @@
       </w:rPr>
     </w:lvl>
   </w:abstractNum>
-  <w:abstractNum w:abstractNumId="14" w15:restartNumberingAfterBreak="0">
+  <w:abstractNum w:abstractNumId="17" w15:restartNumberingAfterBreak="0">
     <w:nsid w:val="7149477B"/>
     <w:multiLevelType w:val="multilevel"/>
     <w:tmpl w:val="E1F642C2"/>
@@ -3183,7 +6457,7 @@
       </w:rPr>
     </w:lvl>
   </w:abstractNum>
-  <w:abstractNum w:abstractNumId="15" w15:restartNumberingAfterBreak="0">
+  <w:abstractNum w:abstractNumId="18" w15:restartNumberingAfterBreak="0">
     <w:nsid w:val="7719543F"/>
     <w:multiLevelType w:val="multilevel"/>
     <w:tmpl w:val="551C96B2"/>
@@ -3339,7 +6613,7 @@
     <w:abstractNumId w:val="4"/>
   </w:num>
   <w:num w:numId="3" w16cid:durableId="1416049911">
-    <w:abstractNumId w:val="15"/>
+    <w:abstractNumId w:val="18"/>
   </w:num>
   <w:num w:numId="4" w16cid:durableId="895898862">
     <w:abstractNumId w:val="7"/>
@@ -3348,22 +6622,22 @@
     <w:abstractNumId w:val="8"/>
   </w:num>
   <w:num w:numId="6" w16cid:durableId="1323239780">
-    <w:abstractNumId w:val="9"/>
+    <w:abstractNumId w:val="10"/>
   </w:num>
   <w:num w:numId="7" w16cid:durableId="725370670">
-    <w:abstractNumId w:val="12"/>
+    <w:abstractNumId w:val="15"/>
   </w:num>
   <w:num w:numId="8" w16cid:durableId="1118178910">
-    <w:abstractNumId w:val="14"/>
+    <w:abstractNumId w:val="17"/>
   </w:num>
   <w:num w:numId="9" w16cid:durableId="455223422">
-    <w:abstractNumId w:val="10"/>
+    <w:abstractNumId w:val="11"/>
   </w:num>
   <w:num w:numId="10" w16cid:durableId="634411953">
     <w:abstractNumId w:val="2"/>
   </w:num>
   <w:num w:numId="11" w16cid:durableId="128058974">
-    <w:abstractNumId w:val="11"/>
+    <w:abstractNumId w:val="13"/>
   </w:num>
   <w:num w:numId="12" w16cid:durableId="1567766572">
     <w:abstractNumId w:val="1"/>
@@ -3378,7 +6652,16 @@
     <w:abstractNumId w:val="5"/>
   </w:num>
   <w:num w:numId="16" w16cid:durableId="17968405">
-    <w:abstractNumId w:val="13"/>
+    <w:abstractNumId w:val="16"/>
+  </w:num>
+  <w:num w:numId="17" w16cid:durableId="2049835993">
+    <w:abstractNumId w:val="14"/>
+  </w:num>
+  <w:num w:numId="18" w16cid:durableId="1991250228">
+    <w:abstractNumId w:val="9"/>
+  </w:num>
+  <w:num w:numId="19" w16cid:durableId="1518813427">
+    <w:abstractNumId w:val="12"/>
   </w:num>
 </w:numbering>
 </file>
@@ -3986,6 +7269,7 @@
   <w:style w:type="character" w:default="1" w:styleId="DefaultParagraphFont">
     <w:name w:val="Default Paragraph Font"/>
     <w:uiPriority w:val="1"/>
+    <w:semiHidden/>
     <w:unhideWhenUsed/>
   </w:style>
   <w:style w:type="table" w:default="1" w:styleId="TableNormal">
@@ -4369,6 +7653,34 @@
 </w:styles>
 </file>
 
+<file path=word/ink/ink1.xml><?xml version="1.0" encoding="utf-8"?>
+<inkml:ink xmlns:inkml="http://www.w3.org/2003/InkML">
+  <inkml:definitions>
+    <inkml:context xml:id="ctx0">
+      <inkml:inkSource xml:id="inkSrc0">
+        <inkml:traceFormat>
+          <inkml:channel name="X" type="integer" min="-2.14748E9" max="2.14748E9" units="cm"/>
+          <inkml:channel name="Y" type="integer" min="-2.14748E9" max="2.14748E9" units="cm"/>
+          <inkml:channel name="F" type="integer" max="32767" units="dev"/>
+        </inkml:traceFormat>
+        <inkml:channelProperties>
+          <inkml:channelProperty channel="X" name="resolution" value="1000" units="1/cm"/>
+          <inkml:channelProperty channel="Y" name="resolution" value="1000" units="1/cm"/>
+          <inkml:channelProperty channel="F" name="resolution" value="0" units="1/dev"/>
+        </inkml:channelProperties>
+      </inkml:inkSource>
+      <inkml:timestamp xml:id="ts0" timeString="2026-03-20T15:02:36.156"/>
+    </inkml:context>
+    <inkml:brush xml:id="br0">
+      <inkml:brushProperty name="width" value="0.035" units="cm"/>
+      <inkml:brushProperty name="height" value="0.035" units="cm"/>
+      <inkml:brushProperty name="color" value="#E71224"/>
+    </inkml:brush>
+  </inkml:definitions>
+  <inkml:trace contextRef="#ctx0" brushRef="#br0">0 1094 24575,'4'2'0,"-1"0"0,0 0 0,0 0 0,0 1 0,-1-1 0,1 1 0,0 0 0,-1 0 0,0 0 0,0 0 0,0 0 0,3 7 0,5 4 0,-1-1 0,-1 0 0,0 1 0,10 23 0,5 10 0,-15-31 0,-3-6 0,1 1 0,0-1 0,0-1 0,1 1 0,1-1 0,11 12 0,-16-19 0,-1 0 0,1 0 0,-1-1 0,1 1 0,0-1 0,0 0 0,0 0 0,-1 0 0,1 0 0,0 0 0,0-1 0,0 0 0,1 1 0,-1-1 0,0 0 0,0 0 0,0 0 0,0-1 0,0 1 0,0-1 0,0 0 0,0 0 0,0 0 0,-1 0 0,1 0 0,0-1 0,0 1 0,-1-1 0,1 0 0,2-2 0,18-14 0,-1 0 0,-1-2 0,-1-1 0,-1 0 0,29-42 0,-21 26 0,35-34 0,-48 55 0,0-1 0,-1 0 0,0-1 0,-2 0 0,0-1 0,-1 0 0,-1-1 0,-1 0 0,10-37 0,-9 34 0,1-1 0,1 2 0,0-1 0,2 2 0,0-1 0,31-34 0,7-15 0,9-28 0,12-40 0,-50 103 0,-15 22 0,2 0 0,0 0 0,17-20 0,-18 24 0,0 0 0,-1-1 0,0 0 0,8-17 0,20-31 0,-27 47 34,0 0-1,-1-1 1,8-18-1,13-23-1532,-19 41-5327</inkml:trace>
+</inkml:ink>
+</file>
+
 <file path=word/theme/theme1.xml><?xml version="1.0" encoding="utf-8"?>
 <a:theme xmlns:a="http://schemas.openxmlformats.org/drawingml/2006/main" name="Office Theme">
   <a:themeElements>
